--- a/report 2183.docx
+++ b/report 2183.docx
@@ -4,15 +4,18 @@
   <w:body>
     <w:p>
       <w:pPr>
-        <w:pStyle w:val="NormalWeb"/>
-        <w:jc w:val="both"/>
-        <w:rPr>
-          <w:b/>
-          <w:bCs/>
-        </w:rPr>
-      </w:pPr>
-      <w:r>
-        <w:rPr>
+        <w:rPr>
+          <w:rFonts w:ascii="Times New Roman" w:hAnsi="Times New Roman" w:cs="Times New Roman"/>
+          <w:sz w:val="40"/>
+          <w:szCs w:val="40"/>
+          <w:lang w:val="en-US"/>
+        </w:rPr>
+      </w:pPr>
+      <w:bookmarkStart w:id="0" w:name="_GoBack"/>
+      <w:bookmarkEnd w:id="0"/>
+      <w:r>
+        <w:rPr>
+          <w:rFonts w:ascii="Times New Roman" w:hAnsi="Times New Roman" w:cs="Times New Roman"/>
           <w:sz w:val="40"/>
           <w:szCs w:val="40"/>
           <w:lang w:val="en-US"/>
@@ -93,7 +96,7 @@
           <w:lang w:eastAsia="en-IN"/>
         </w:rPr>
         <w:drawing>
-          <wp:inline distT="0" distB="0" distL="0" distR="0" wp14:anchorId="056B0FE7" wp14:editId="774DCFEE">
+          <wp:inline distT="0" distB="0" distL="0" distR="0">
             <wp:extent cx="2035810" cy="2009775"/>
             <wp:effectExtent l="0" t="0" r="2540" b="9525"/>
             <wp:docPr id="1" name="Picture 1" descr="https://www.uasbangalore.edu.in/wp-content/uploads/2024/10/UASBLogo.jpg"/>
@@ -144,7 +147,6 @@
     </w:p>
     <w:p>
       <w:pPr>
-        <w:jc w:val="both"/>
         <w:rPr>
           <w:rFonts w:ascii="Times New Roman" w:hAnsi="Times New Roman" w:cs="Times New Roman"/>
           <w:sz w:val="40"/>
@@ -164,7 +166,6 @@
     </w:p>
     <w:p>
       <w:pPr>
-        <w:jc w:val="both"/>
         <w:rPr>
           <w:rFonts w:ascii="Times New Roman" w:hAnsi="Times New Roman" w:cs="Times New Roman"/>
           <w:sz w:val="40"/>
@@ -199,12 +200,11 @@
           <w:szCs w:val="40"/>
           <w:lang w:val="en-US"/>
         </w:rPr>
-        <w:t xml:space="preserve"> Applications of AI &amp; ML in Agriculture.</w:t>
-      </w:r>
-    </w:p>
-    <w:p>
-      <w:pPr>
-        <w:jc w:val="both"/>
+        <w:t xml:space="preserve"> Applications of AI &amp; ML in Agriculture.                              </w:t>
+      </w:r>
+    </w:p>
+    <w:p>
+      <w:pPr>
         <w:rPr>
           <w:rFonts w:ascii="Times New Roman" w:hAnsi="Times New Roman" w:cs="Times New Roman"/>
           <w:sz w:val="40"/>
@@ -239,55 +239,27 @@
           <w:szCs w:val="40"/>
           <w:lang w:val="en-US"/>
         </w:rPr>
-        <w:t xml:space="preserve"> Carbon footprint analysis of farming                          </w:t>
-      </w:r>
-    </w:p>
-    <w:p>
-      <w:pPr>
-        <w:rPr>
-          <w:rFonts w:ascii="Times New Roman" w:hAnsi="Times New Roman" w:cs="Times New Roman"/>
-          <w:sz w:val="40"/>
-          <w:szCs w:val="40"/>
-          <w:lang w:val="en-US"/>
-        </w:rPr>
-      </w:pPr>
-      <w:r>
-        <w:rPr>
-          <w:rFonts w:ascii="Times New Roman" w:hAnsi="Times New Roman" w:cs="Times New Roman"/>
-          <w:sz w:val="40"/>
-          <w:szCs w:val="40"/>
-          <w:lang w:val="en-US"/>
-        </w:rPr>
-        <w:t xml:space="preserve">                               </w:t>
-      </w:r>
-      <w:r>
-        <w:rPr>
-          <w:rFonts w:ascii="Times New Roman" w:hAnsi="Times New Roman" w:cs="Times New Roman"/>
-          <w:sz w:val="40"/>
-          <w:szCs w:val="40"/>
-          <w:lang w:val="en-US"/>
-        </w:rPr>
-        <w:t>Using python</w:t>
-      </w:r>
-      <w:r>
-        <w:rPr>
-          <w:rFonts w:ascii="Times New Roman" w:hAnsi="Times New Roman" w:cs="Times New Roman"/>
-          <w:sz w:val="40"/>
-          <w:szCs w:val="40"/>
-          <w:lang w:val="en-US"/>
-        </w:rPr>
-        <w:t xml:space="preserve">   </w:t>
-      </w:r>
-    </w:p>
-    <w:p>
-      <w:pPr>
-        <w:rPr>
-          <w:rFonts w:ascii="Times New Roman" w:hAnsi="Times New Roman" w:cs="Times New Roman"/>
-          <w:sz w:val="40"/>
-          <w:szCs w:val="40"/>
-          <w:lang w:val="en-US"/>
-        </w:rPr>
-      </w:pPr>
+        <w:t xml:space="preserve"> Animal Health Monitoring System</w:t>
+      </w:r>
+    </w:p>
+    <w:p>
+      <w:pPr>
+        <w:rPr>
+          <w:rFonts w:ascii="Times New Roman" w:hAnsi="Times New Roman" w:cs="Times New Roman"/>
+          <w:sz w:val="40"/>
+          <w:szCs w:val="40"/>
+          <w:lang w:val="en-US"/>
+        </w:rPr>
+      </w:pPr>
+      <w:r>
+        <w:rPr>
+          <w:rFonts w:ascii="Times New Roman" w:hAnsi="Times New Roman" w:cs="Times New Roman"/>
+          <w:sz w:val="40"/>
+          <w:szCs w:val="40"/>
+          <w:lang w:val="en-US"/>
+        </w:rPr>
+        <w:t xml:space="preserve">                        </w:t>
+      </w:r>
       <w:r>
         <w:rPr>
           <w:rFonts w:ascii="Times New Roman" w:hAnsi="Times New Roman" w:cs="Times New Roman"/>
@@ -297,345 +269,842 @@
         </w:rPr>
         <w:t xml:space="preserve"> </w:t>
       </w:r>
-    </w:p>
-    <w:p>
-      <w:pPr>
-        <w:rPr>
-          <w:rFonts w:ascii="Times New Roman" w:hAnsi="Times New Roman" w:cs="Times New Roman"/>
-          <w:sz w:val="40"/>
-          <w:szCs w:val="40"/>
-          <w:lang w:val="en-US"/>
-        </w:rPr>
-      </w:pPr>
-      <w:r>
-        <w:rPr>
-          <w:rFonts w:ascii="Times New Roman" w:hAnsi="Times New Roman" w:cs="Times New Roman"/>
-          <w:sz w:val="40"/>
-          <w:szCs w:val="40"/>
-          <w:lang w:val="en-US"/>
-        </w:rPr>
-        <w:t>Submitted to:</w:t>
-      </w:r>
-    </w:p>
-    <w:p>
-      <w:pPr>
-        <w:rPr>
-          <w:rFonts w:ascii="Times New Roman" w:hAnsi="Times New Roman" w:cs="Times New Roman"/>
+      <w:r>
+        <w:rPr>
+          <w:rFonts w:ascii="Times New Roman" w:hAnsi="Times New Roman" w:cs="Times New Roman"/>
+          <w:sz w:val="40"/>
+          <w:szCs w:val="40"/>
+          <w:lang w:val="en-US"/>
+        </w:rPr>
+        <w:t xml:space="preserve">         </w:t>
+      </w:r>
+    </w:p>
+    <w:p>
+      <w:pPr>
+        <w:rPr>
+          <w:rFonts w:ascii="Times New Roman" w:hAnsi="Times New Roman" w:cs="Times New Roman"/>
+          <w:sz w:val="40"/>
+          <w:szCs w:val="40"/>
+          <w:lang w:val="en-US"/>
+        </w:rPr>
+      </w:pPr>
+      <w:r>
+        <w:rPr>
+          <w:rFonts w:ascii="Times New Roman" w:hAnsi="Times New Roman" w:cs="Times New Roman"/>
+          <w:sz w:val="40"/>
+          <w:szCs w:val="40"/>
+          <w:lang w:val="en-US"/>
+        </w:rPr>
+        <w:t xml:space="preserve">  Submitted to:</w:t>
+      </w:r>
+    </w:p>
+    <w:p>
+      <w:pPr>
+        <w:rPr>
+          <w:rFonts w:ascii="Times New Roman" w:hAnsi="Times New Roman" w:cs="Times New Roman"/>
+          <w:sz w:val="40"/>
+          <w:szCs w:val="40"/>
+          <w:lang w:val="en-US"/>
+        </w:rPr>
+      </w:pPr>
+      <w:proofErr w:type="spellStart"/>
+      <w:r>
+        <w:rPr>
+          <w:rFonts w:ascii="Times New Roman" w:hAnsi="Times New Roman" w:cs="Times New Roman"/>
+          <w:sz w:val="40"/>
+          <w:szCs w:val="40"/>
+          <w:lang w:val="en-US"/>
+        </w:rPr>
+        <w:t>Dr.Syed</w:t>
+      </w:r>
+      <w:proofErr w:type="spellEnd"/>
+      <w:r>
+        <w:rPr>
+          <w:rFonts w:ascii="Times New Roman" w:hAnsi="Times New Roman" w:cs="Times New Roman"/>
+          <w:sz w:val="40"/>
+          <w:szCs w:val="40"/>
+          <w:lang w:val="en-US"/>
+        </w:rPr>
+        <w:t xml:space="preserve"> </w:t>
+      </w:r>
+      <w:proofErr w:type="spellStart"/>
+      <w:r>
+        <w:rPr>
+          <w:rFonts w:ascii="Times New Roman" w:hAnsi="Times New Roman" w:cs="Times New Roman"/>
+          <w:sz w:val="40"/>
+          <w:szCs w:val="40"/>
+          <w:lang w:val="en-US"/>
+        </w:rPr>
+        <w:t>Muzamil</w:t>
+      </w:r>
+      <w:proofErr w:type="spellEnd"/>
+      <w:r>
+        <w:rPr>
+          <w:rFonts w:ascii="Times New Roman" w:hAnsi="Times New Roman" w:cs="Times New Roman"/>
+          <w:sz w:val="40"/>
+          <w:szCs w:val="40"/>
+          <w:lang w:val="en-US"/>
+        </w:rPr>
+        <w:t xml:space="preserve"> </w:t>
+      </w:r>
+      <w:proofErr w:type="spellStart"/>
+      <w:r>
+        <w:rPr>
+          <w:rFonts w:ascii="Times New Roman" w:hAnsi="Times New Roman" w:cs="Times New Roman"/>
+          <w:sz w:val="40"/>
+          <w:szCs w:val="40"/>
+          <w:lang w:val="en-US"/>
+        </w:rPr>
+        <w:t>Basha</w:t>
+      </w:r>
+      <w:proofErr w:type="spellEnd"/>
+    </w:p>
+    <w:p>
+      <w:pPr>
+        <w:rPr>
+          <w:rFonts w:ascii="Times New Roman" w:hAnsi="Times New Roman" w:cs="Times New Roman"/>
+          <w:sz w:val="40"/>
+          <w:szCs w:val="40"/>
+          <w:lang w:val="en-US"/>
+        </w:rPr>
+      </w:pPr>
+      <w:r>
+        <w:rPr>
+          <w:rFonts w:ascii="Times New Roman" w:hAnsi="Times New Roman" w:cs="Times New Roman"/>
+          <w:sz w:val="40"/>
+          <w:szCs w:val="40"/>
+          <w:lang w:val="en-US"/>
+        </w:rPr>
+        <w:t>AI&amp;ML course teacher,</w:t>
+      </w:r>
+    </w:p>
+    <w:p>
+      <w:pPr>
+        <w:rPr>
+          <w:rFonts w:ascii="Times New Roman" w:hAnsi="Times New Roman" w:cs="Times New Roman"/>
+          <w:sz w:val="40"/>
+          <w:szCs w:val="40"/>
+          <w:lang w:val="en-US"/>
+        </w:rPr>
+      </w:pPr>
+      <w:r>
+        <w:rPr>
+          <w:rFonts w:ascii="Times New Roman" w:hAnsi="Times New Roman" w:cs="Times New Roman"/>
+          <w:sz w:val="40"/>
+          <w:szCs w:val="40"/>
+          <w:lang w:val="en-US"/>
+        </w:rPr>
+        <w:t>REVA UNIVERSITY.</w:t>
+      </w:r>
+    </w:p>
+    <w:p>
+      <w:pPr>
+        <w:rPr>
+          <w:rFonts w:ascii="Times New Roman" w:hAnsi="Times New Roman" w:cs="Times New Roman"/>
+          <w:sz w:val="40"/>
+          <w:szCs w:val="40"/>
+          <w:lang w:val="en-US"/>
+        </w:rPr>
+      </w:pPr>
+      <w:proofErr w:type="spellStart"/>
+      <w:r>
+        <w:rPr>
+          <w:rFonts w:ascii="Times New Roman" w:hAnsi="Times New Roman" w:cs="Times New Roman"/>
+          <w:sz w:val="40"/>
+          <w:szCs w:val="40"/>
+          <w:lang w:val="en-US"/>
+        </w:rPr>
+        <w:t>Dr.Pallavi</w:t>
+      </w:r>
+      <w:proofErr w:type="spellEnd"/>
+      <w:r>
+        <w:rPr>
+          <w:rFonts w:ascii="Times New Roman" w:hAnsi="Times New Roman" w:cs="Times New Roman"/>
+          <w:sz w:val="40"/>
+          <w:szCs w:val="40"/>
+          <w:lang w:val="en-US"/>
+        </w:rPr>
+        <w:t xml:space="preserve"> D,</w:t>
+      </w:r>
+    </w:p>
+    <w:p>
+      <w:pPr>
+        <w:rPr>
+          <w:rFonts w:ascii="Times New Roman" w:hAnsi="Times New Roman" w:cs="Times New Roman"/>
+          <w:sz w:val="40"/>
+          <w:szCs w:val="40"/>
+          <w:lang w:val="en-US"/>
+        </w:rPr>
+      </w:pPr>
+      <w:r>
+        <w:rPr>
+          <w:rFonts w:ascii="Times New Roman" w:hAnsi="Times New Roman" w:cs="Times New Roman"/>
+          <w:sz w:val="40"/>
+          <w:szCs w:val="40"/>
+          <w:lang w:val="en-US"/>
+        </w:rPr>
+        <w:t>Department of Entomology,            Submitted by:</w:t>
+      </w:r>
+    </w:p>
+    <w:p>
+      <w:pPr>
+        <w:rPr>
+          <w:rFonts w:ascii="Times New Roman" w:hAnsi="Times New Roman" w:cs="Times New Roman"/>
+          <w:sz w:val="40"/>
+          <w:szCs w:val="40"/>
+          <w:lang w:val="en-US"/>
+        </w:rPr>
+      </w:pPr>
+      <w:r>
+        <w:rPr>
+          <w:rFonts w:ascii="Times New Roman" w:hAnsi="Times New Roman" w:cs="Times New Roman"/>
+          <w:sz w:val="40"/>
+          <w:szCs w:val="40"/>
+          <w:lang w:val="en-US"/>
+        </w:rPr>
+        <w:t>UAS Bangalore                                Priyanka G H</w:t>
+      </w:r>
+    </w:p>
+    <w:p>
+      <w:pPr>
+        <w:rPr>
+          <w:rFonts w:ascii="Times New Roman" w:hAnsi="Times New Roman" w:cs="Times New Roman"/>
+          <w:sz w:val="40"/>
+          <w:szCs w:val="40"/>
+          <w:lang w:val="en-US"/>
+        </w:rPr>
+      </w:pPr>
+      <w:r>
+        <w:rPr>
+          <w:rFonts w:ascii="Times New Roman" w:hAnsi="Times New Roman" w:cs="Times New Roman"/>
+          <w:sz w:val="40"/>
+          <w:szCs w:val="40"/>
+          <w:lang w:val="en-US"/>
+        </w:rPr>
+        <w:t xml:space="preserve">                                                  </w:t>
+      </w:r>
+      <w:r>
+        <w:rPr>
+          <w:rFonts w:ascii="Times New Roman" w:hAnsi="Times New Roman" w:cs="Times New Roman"/>
+          <w:sz w:val="40"/>
+          <w:szCs w:val="40"/>
+          <w:lang w:val="en-US"/>
+        </w:rPr>
+        <w:t xml:space="preserve">       </w:t>
+      </w:r>
+      <w:r>
+        <w:rPr>
+          <w:rFonts w:ascii="Times New Roman" w:hAnsi="Times New Roman" w:cs="Times New Roman"/>
+          <w:sz w:val="40"/>
+          <w:szCs w:val="40"/>
+          <w:lang w:val="en-US"/>
+        </w:rPr>
+        <w:t>AMB2183</w:t>
+      </w:r>
+    </w:p>
+    <w:p>
+      <w:pPr>
+        <w:jc w:val="right"/>
+        <w:rPr>
+          <w:rFonts w:ascii="Times New Roman" w:eastAsia="Times New Roman" w:hAnsi="Times New Roman" w:cs="Times New Roman"/>
+          <w:bCs/>
+          <w:kern w:val="36"/>
+          <w:sz w:val="36"/>
+          <w:szCs w:val="36"/>
+          <w:lang w:eastAsia="en-IN"/>
+        </w:rPr>
+      </w:pPr>
+      <w:proofErr w:type="spellStart"/>
+      <w:r>
+        <w:rPr>
+          <w:rFonts w:ascii="Times New Roman" w:eastAsia="Times New Roman" w:hAnsi="Times New Roman" w:cs="Times New Roman"/>
+          <w:bCs/>
+          <w:kern w:val="36"/>
+          <w:sz w:val="36"/>
+          <w:szCs w:val="36"/>
+          <w:lang w:eastAsia="en-IN"/>
+        </w:rPr>
+        <w:t>IVth</w:t>
+      </w:r>
+      <w:proofErr w:type="spellEnd"/>
+      <w:r>
+        <w:rPr>
+          <w:rFonts w:ascii="Times New Roman" w:eastAsia="Times New Roman" w:hAnsi="Times New Roman" w:cs="Times New Roman"/>
+          <w:bCs/>
+          <w:kern w:val="36"/>
+          <w:sz w:val="36"/>
+          <w:szCs w:val="36"/>
+          <w:lang w:eastAsia="en-IN"/>
+        </w:rPr>
+        <w:t xml:space="preserve"> year </w:t>
+      </w:r>
+      <w:proofErr w:type="gramStart"/>
+      <w:r>
+        <w:rPr>
+          <w:rFonts w:ascii="Times New Roman" w:eastAsia="Times New Roman" w:hAnsi="Times New Roman" w:cs="Times New Roman"/>
+          <w:bCs/>
+          <w:kern w:val="36"/>
+          <w:sz w:val="36"/>
+          <w:szCs w:val="36"/>
+          <w:lang w:eastAsia="en-IN"/>
+        </w:rPr>
+        <w:t>BSC(</w:t>
+      </w:r>
+      <w:proofErr w:type="gramEnd"/>
+      <w:r>
+        <w:rPr>
+          <w:rFonts w:ascii="Times New Roman" w:eastAsia="Times New Roman" w:hAnsi="Times New Roman" w:cs="Times New Roman"/>
+          <w:bCs/>
+          <w:kern w:val="36"/>
+          <w:sz w:val="36"/>
+          <w:szCs w:val="36"/>
+          <w:lang w:eastAsia="en-IN"/>
+        </w:rPr>
+        <w:t>Hons)</w:t>
+      </w:r>
+      <w:r>
+        <w:rPr>
+          <w:rFonts w:ascii="Times New Roman" w:eastAsia="Times New Roman" w:hAnsi="Times New Roman" w:cs="Times New Roman"/>
+          <w:bCs/>
+          <w:kern w:val="36"/>
+          <w:sz w:val="36"/>
+          <w:szCs w:val="36"/>
+          <w:lang w:eastAsia="en-IN"/>
+        </w:rPr>
+        <w:t>Agriculture</w:t>
+      </w:r>
+    </w:p>
+    <w:p>
+      <w:pPr>
+        <w:jc w:val="center"/>
+        <w:rPr>
+          <w:rFonts w:ascii="Times New Roman" w:eastAsia="Times New Roman" w:hAnsi="Times New Roman" w:cs="Times New Roman"/>
+          <w:b/>
+          <w:bCs/>
+          <w:kern w:val="36"/>
+          <w:sz w:val="48"/>
+          <w:szCs w:val="48"/>
+          <w:lang w:eastAsia="en-IN"/>
+        </w:rPr>
+      </w:pPr>
+    </w:p>
+    <w:p>
+      <w:pPr>
+        <w:jc w:val="center"/>
+        <w:rPr>
+          <w:rFonts w:ascii="Times New Roman" w:eastAsia="Times New Roman" w:hAnsi="Times New Roman" w:cs="Times New Roman"/>
+          <w:bCs/>
+          <w:kern w:val="36"/>
+          <w:sz w:val="36"/>
+          <w:szCs w:val="36"/>
+          <w:lang w:eastAsia="en-IN"/>
+        </w:rPr>
+      </w:pPr>
+      <w:r>
+        <w:rPr>
+          <w:rFonts w:ascii="Times New Roman" w:eastAsia="Times New Roman" w:hAnsi="Times New Roman" w:cs="Times New Roman"/>
+          <w:b/>
+          <w:bCs/>
+          <w:kern w:val="36"/>
+          <w:sz w:val="48"/>
+          <w:szCs w:val="48"/>
+          <w:lang w:eastAsia="en-IN"/>
+        </w:rPr>
+        <w:t>1.</w:t>
+      </w:r>
+      <w:r>
+        <w:rPr>
+          <w:rFonts w:ascii="Times New Roman" w:eastAsia="Times New Roman" w:hAnsi="Times New Roman" w:cs="Times New Roman"/>
+          <w:b/>
+          <w:bCs/>
+          <w:kern w:val="36"/>
+          <w:sz w:val="48"/>
+          <w:szCs w:val="48"/>
+          <w:lang w:eastAsia="en-IN"/>
+        </w:rPr>
+        <w:t>Title &amp; Abstract</w:t>
+      </w:r>
+    </w:p>
+    <w:p>
+      <w:pPr>
+        <w:spacing w:before="100" w:beforeAutospacing="1" w:after="100" w:afterAutospacing="1" w:line="240" w:lineRule="auto"/>
+        <w:outlineLvl w:val="2"/>
+        <w:rPr>
+          <w:rFonts w:ascii="Times New Roman" w:eastAsia="Times New Roman" w:hAnsi="Times New Roman" w:cs="Times New Roman"/>
+          <w:b/>
+          <w:bCs/>
+          <w:sz w:val="27"/>
+          <w:szCs w:val="27"/>
+          <w:lang w:eastAsia="en-IN"/>
+        </w:rPr>
+      </w:pPr>
+    </w:p>
+    <w:p>
+      <w:pPr>
+        <w:spacing w:before="100" w:beforeAutospacing="1" w:after="100" w:afterAutospacing="1" w:line="240" w:lineRule="auto"/>
+        <w:outlineLvl w:val="2"/>
+        <w:rPr>
+          <w:rFonts w:ascii="Times New Roman" w:eastAsia="Times New Roman" w:hAnsi="Times New Roman" w:cs="Times New Roman"/>
+          <w:b/>
+          <w:bCs/>
+          <w:sz w:val="40"/>
+          <w:szCs w:val="40"/>
+          <w:lang w:eastAsia="en-IN"/>
+        </w:rPr>
+      </w:pPr>
+      <w:r>
+        <w:rPr>
+          <w:rFonts w:ascii="Times New Roman" w:eastAsia="Times New Roman" w:hAnsi="Times New Roman" w:cs="Times New Roman"/>
+          <w:b/>
+          <w:bCs/>
+          <w:sz w:val="40"/>
+          <w:szCs w:val="40"/>
+          <w:lang w:eastAsia="en-IN"/>
+        </w:rPr>
+        <w:t xml:space="preserve">Title of the </w:t>
+      </w:r>
+      <w:proofErr w:type="gramStart"/>
+      <w:r>
+        <w:rPr>
+          <w:rFonts w:ascii="Times New Roman" w:eastAsia="Times New Roman" w:hAnsi="Times New Roman" w:cs="Times New Roman"/>
+          <w:b/>
+          <w:bCs/>
+          <w:sz w:val="40"/>
+          <w:szCs w:val="40"/>
+          <w:lang w:eastAsia="en-IN"/>
+        </w:rPr>
+        <w:t>Study</w:t>
+      </w:r>
+      <w:r>
+        <w:rPr>
+          <w:rFonts w:ascii="Times New Roman" w:eastAsia="Times New Roman" w:hAnsi="Times New Roman" w:cs="Times New Roman"/>
+          <w:b/>
+          <w:bCs/>
+          <w:sz w:val="40"/>
+          <w:szCs w:val="40"/>
+          <w:lang w:eastAsia="en-IN"/>
+        </w:rPr>
+        <w:t xml:space="preserve"> :</w:t>
+      </w:r>
+      <w:proofErr w:type="gramEnd"/>
+    </w:p>
+    <w:p>
+      <w:pPr>
+        <w:spacing w:before="100" w:beforeAutospacing="1" w:after="100" w:afterAutospacing="1" w:line="240" w:lineRule="auto"/>
+        <w:rPr>
+          <w:rFonts w:ascii="Times New Roman" w:eastAsia="Times New Roman" w:hAnsi="Times New Roman" w:cs="Times New Roman"/>
+          <w:sz w:val="40"/>
+          <w:szCs w:val="40"/>
+          <w:lang w:eastAsia="en-IN"/>
+        </w:rPr>
+      </w:pPr>
+      <w:r>
+        <w:rPr>
+          <w:rFonts w:ascii="Times New Roman" w:eastAsia="Times New Roman" w:hAnsi="Times New Roman" w:cs="Times New Roman"/>
+          <w:b/>
+          <w:bCs/>
+          <w:sz w:val="40"/>
+          <w:szCs w:val="40"/>
+          <w:lang w:eastAsia="en-IN"/>
+        </w:rPr>
+        <w:t>Animal Health Monitoring System Using Python for Smart Agriculture</w:t>
+      </w:r>
+    </w:p>
+    <w:p>
+      <w:pPr>
+        <w:spacing w:before="100" w:beforeAutospacing="1" w:after="100" w:afterAutospacing="1" w:line="240" w:lineRule="auto"/>
+        <w:outlineLvl w:val="2"/>
+        <w:rPr>
+          <w:rFonts w:ascii="Times New Roman" w:eastAsia="Times New Roman" w:hAnsi="Times New Roman" w:cs="Times New Roman"/>
+          <w:b/>
+          <w:bCs/>
+          <w:sz w:val="27"/>
+          <w:szCs w:val="27"/>
+          <w:lang w:eastAsia="en-IN"/>
+        </w:rPr>
+      </w:pPr>
+    </w:p>
+    <w:p>
+      <w:pPr>
+        <w:spacing w:before="100" w:beforeAutospacing="1" w:after="100" w:afterAutospacing="1" w:line="240" w:lineRule="auto"/>
+        <w:outlineLvl w:val="2"/>
+        <w:rPr>
+          <w:rFonts w:ascii="Times New Roman" w:eastAsia="Times New Roman" w:hAnsi="Times New Roman" w:cs="Times New Roman"/>
+          <w:b/>
+          <w:bCs/>
+          <w:sz w:val="36"/>
+          <w:szCs w:val="36"/>
+          <w:lang w:eastAsia="en-IN"/>
+        </w:rPr>
+      </w:pPr>
+      <w:r>
+        <w:rPr>
+          <w:rFonts w:ascii="Times New Roman" w:eastAsia="Times New Roman" w:hAnsi="Times New Roman" w:cs="Times New Roman"/>
+          <w:b/>
+          <w:bCs/>
+          <w:sz w:val="36"/>
+          <w:szCs w:val="36"/>
+          <w:lang w:eastAsia="en-IN"/>
+        </w:rPr>
+        <w:t>Abstract</w:t>
+      </w:r>
+    </w:p>
+    <w:p>
+      <w:pPr>
+        <w:spacing w:before="100" w:beforeAutospacing="1" w:after="100" w:afterAutospacing="1" w:line="240" w:lineRule="auto"/>
+        <w:rPr>
+          <w:rFonts w:ascii="Times New Roman" w:eastAsia="Times New Roman" w:hAnsi="Times New Roman" w:cs="Times New Roman"/>
           <w:sz w:val="28"/>
           <w:szCs w:val="28"/>
-          <w:lang w:val="en-US"/>
-        </w:rPr>
-      </w:pPr>
-      <w:proofErr w:type="spellStart"/>
-      <w:r>
-        <w:rPr>
-          <w:rFonts w:ascii="Times New Roman" w:hAnsi="Times New Roman" w:cs="Times New Roman"/>
+          <w:lang w:eastAsia="en-IN"/>
+        </w:rPr>
+      </w:pPr>
+      <w:r>
+        <w:rPr>
+          <w:rFonts w:ascii="Times New Roman" w:eastAsia="Times New Roman" w:hAnsi="Times New Roman" w:cs="Times New Roman"/>
           <w:sz w:val="28"/>
           <w:szCs w:val="28"/>
-          <w:lang w:val="en-US"/>
-        </w:rPr>
-        <w:t>Dr.Syed</w:t>
-      </w:r>
-      <w:proofErr w:type="spellEnd"/>
-      <w:r>
-        <w:rPr>
-          <w:rFonts w:ascii="Times New Roman" w:hAnsi="Times New Roman" w:cs="Times New Roman"/>
+          <w:lang w:eastAsia="en-IN"/>
+        </w:rPr>
+        <w:t xml:space="preserve">Animal health monitoring is an essential part of modern agriculture to ensure productivity, disease prevention, and animal welfare. This study presents a Python-based system that collects and </w:t>
+      </w:r>
+      <w:proofErr w:type="spellStart"/>
+      <w:r>
+        <w:rPr>
+          <w:rFonts w:ascii="Times New Roman" w:eastAsia="Times New Roman" w:hAnsi="Times New Roman" w:cs="Times New Roman"/>
           <w:sz w:val="28"/>
           <w:szCs w:val="28"/>
-          <w:lang w:val="en-US"/>
-        </w:rPr>
-        <w:t xml:space="preserve"> </w:t>
-      </w:r>
-      <w:proofErr w:type="spellStart"/>
-      <w:r>
-        <w:rPr>
-          <w:rFonts w:ascii="Times New Roman" w:hAnsi="Times New Roman" w:cs="Times New Roman"/>
+          <w:lang w:eastAsia="en-IN"/>
+        </w:rPr>
+        <w:t>analyzes</w:t>
+      </w:r>
+      <w:proofErr w:type="spellEnd"/>
+      <w:r>
+        <w:rPr>
+          <w:rFonts w:ascii="Times New Roman" w:eastAsia="Times New Roman" w:hAnsi="Times New Roman" w:cs="Times New Roman"/>
           <w:sz w:val="28"/>
           <w:szCs w:val="28"/>
-          <w:lang w:val="en-US"/>
-        </w:rPr>
-        <w:t>Muzamil</w:t>
-      </w:r>
-      <w:proofErr w:type="spellEnd"/>
-      <w:r>
-        <w:rPr>
-          <w:rFonts w:ascii="Times New Roman" w:hAnsi="Times New Roman" w:cs="Times New Roman"/>
+          <w:lang w:eastAsia="en-IN"/>
+        </w:rPr>
+        <w:t xml:space="preserve"> animal health data such as body temperature, heart rate, and activity levels. Using machine learning techniques, the system detects abnormal patterns and provides early warnings to farmers. The implementation uses tools like Python, Google </w:t>
+      </w:r>
+      <w:proofErr w:type="spellStart"/>
+      <w:r>
+        <w:rPr>
+          <w:rFonts w:ascii="Times New Roman" w:eastAsia="Times New Roman" w:hAnsi="Times New Roman" w:cs="Times New Roman"/>
           <w:sz w:val="28"/>
           <w:szCs w:val="28"/>
-          <w:lang w:val="en-US"/>
-        </w:rPr>
-        <w:t xml:space="preserve"> </w:t>
-      </w:r>
-      <w:proofErr w:type="spellStart"/>
-      <w:r>
-        <w:rPr>
-          <w:rFonts w:ascii="Times New Roman" w:hAnsi="Times New Roman" w:cs="Times New Roman"/>
+          <w:lang w:eastAsia="en-IN"/>
+        </w:rPr>
+        <w:t>Colab</w:t>
+      </w:r>
+      <w:proofErr w:type="spellEnd"/>
+      <w:r>
+        <w:rPr>
+          <w:rFonts w:ascii="Times New Roman" w:eastAsia="Times New Roman" w:hAnsi="Times New Roman" w:cs="Times New Roman"/>
           <w:sz w:val="28"/>
           <w:szCs w:val="28"/>
-          <w:lang w:val="en-US"/>
-        </w:rPr>
-        <w:t>Basha</w:t>
-      </w:r>
-      <w:proofErr w:type="spellEnd"/>
-    </w:p>
-    <w:p>
-      <w:pPr>
-        <w:rPr>
-          <w:rFonts w:ascii="Times New Roman" w:hAnsi="Times New Roman" w:cs="Times New Roman"/>
+          <w:lang w:eastAsia="en-IN"/>
+        </w:rPr>
+        <w:t>, and data visualization libraries. The results show that automated monitoring improves efficiency, reduces manual effort, and helps in timely medical intervention, making it a valuable solution for smart farming.</w:t>
+      </w:r>
+    </w:p>
+    <w:p>
+      <w:pPr>
+        <w:spacing w:after="0" w:line="240" w:lineRule="auto"/>
+        <w:rPr>
+          <w:rFonts w:ascii="Times New Roman" w:eastAsia="Times New Roman" w:hAnsi="Times New Roman" w:cs="Times New Roman"/>
+          <w:sz w:val="24"/>
+          <w:szCs w:val="24"/>
+          <w:lang w:eastAsia="en-IN"/>
+        </w:rPr>
+      </w:pPr>
+    </w:p>
+    <w:p>
+      <w:pPr>
+        <w:spacing w:before="100" w:beforeAutospacing="1" w:after="100" w:afterAutospacing="1" w:line="240" w:lineRule="auto"/>
+        <w:outlineLvl w:val="0"/>
+        <w:rPr>
+          <w:rFonts w:ascii="Times New Roman" w:eastAsia="Times New Roman" w:hAnsi="Times New Roman" w:cs="Times New Roman"/>
+          <w:b/>
+          <w:bCs/>
+          <w:kern w:val="36"/>
+          <w:sz w:val="48"/>
+          <w:szCs w:val="48"/>
+          <w:lang w:eastAsia="en-IN"/>
+        </w:rPr>
+      </w:pPr>
+    </w:p>
+    <w:p>
+      <w:pPr>
+        <w:spacing w:before="100" w:beforeAutospacing="1" w:after="100" w:afterAutospacing="1" w:line="240" w:lineRule="auto"/>
+        <w:jc w:val="center"/>
+        <w:outlineLvl w:val="0"/>
+        <w:rPr>
+          <w:rFonts w:ascii="Times New Roman" w:eastAsia="Times New Roman" w:hAnsi="Times New Roman" w:cs="Times New Roman"/>
+          <w:b/>
+          <w:bCs/>
+          <w:kern w:val="36"/>
+          <w:sz w:val="48"/>
+          <w:szCs w:val="48"/>
+          <w:lang w:eastAsia="en-IN"/>
+        </w:rPr>
+      </w:pPr>
+      <w:r>
+        <w:rPr>
+          <w:rFonts w:ascii="Times New Roman" w:eastAsia="Times New Roman" w:hAnsi="Times New Roman" w:cs="Times New Roman"/>
+          <w:b/>
+          <w:bCs/>
+          <w:kern w:val="36"/>
+          <w:sz w:val="48"/>
+          <w:szCs w:val="48"/>
+          <w:lang w:eastAsia="en-IN"/>
+        </w:rPr>
+        <w:t>2. Introduction</w:t>
+      </w:r>
+    </w:p>
+    <w:p>
+      <w:pPr>
+        <w:spacing w:before="100" w:beforeAutospacing="1" w:after="100" w:afterAutospacing="1" w:line="240" w:lineRule="auto"/>
+        <w:outlineLvl w:val="2"/>
+        <w:rPr>
+          <w:rFonts w:ascii="Times New Roman" w:eastAsia="Times New Roman" w:hAnsi="Times New Roman" w:cs="Times New Roman"/>
+          <w:b/>
+          <w:bCs/>
+          <w:sz w:val="27"/>
+          <w:szCs w:val="27"/>
+          <w:lang w:eastAsia="en-IN"/>
+        </w:rPr>
+      </w:pPr>
+    </w:p>
+    <w:p>
+      <w:pPr>
+        <w:spacing w:before="100" w:beforeAutospacing="1" w:after="100" w:afterAutospacing="1" w:line="240" w:lineRule="auto"/>
+        <w:outlineLvl w:val="2"/>
+        <w:rPr>
+          <w:rFonts w:ascii="Times New Roman" w:eastAsia="Times New Roman" w:hAnsi="Times New Roman" w:cs="Times New Roman"/>
+          <w:b/>
+          <w:bCs/>
+          <w:sz w:val="36"/>
+          <w:szCs w:val="36"/>
+          <w:lang w:eastAsia="en-IN"/>
+        </w:rPr>
+      </w:pPr>
+      <w:r>
+        <w:rPr>
+          <w:rFonts w:ascii="Times New Roman" w:eastAsia="Times New Roman" w:hAnsi="Times New Roman" w:cs="Times New Roman"/>
+          <w:b/>
+          <w:bCs/>
+          <w:sz w:val="36"/>
+          <w:szCs w:val="36"/>
+          <w:lang w:eastAsia="en-IN"/>
+        </w:rPr>
+        <w:t>Background of the Problem</w:t>
+      </w:r>
+    </w:p>
+    <w:p>
+      <w:pPr>
+        <w:spacing w:before="100" w:beforeAutospacing="1" w:after="100" w:afterAutospacing="1" w:line="240" w:lineRule="auto"/>
+        <w:rPr>
+          <w:rFonts w:ascii="Times New Roman" w:eastAsia="Times New Roman" w:hAnsi="Times New Roman" w:cs="Times New Roman"/>
+          <w:sz w:val="24"/>
+          <w:szCs w:val="24"/>
+          <w:lang w:eastAsia="en-IN"/>
+        </w:rPr>
+      </w:pPr>
+      <w:r>
+        <w:rPr>
+          <w:rFonts w:ascii="Times New Roman" w:eastAsia="Times New Roman" w:hAnsi="Times New Roman" w:cs="Times New Roman"/>
           <w:sz w:val="28"/>
           <w:szCs w:val="28"/>
-          <w:lang w:val="en-US"/>
-        </w:rPr>
-      </w:pPr>
-      <w:r>
-        <w:rPr>
-          <w:rFonts w:ascii="Times New Roman" w:hAnsi="Times New Roman" w:cs="Times New Roman"/>
+          <w:lang w:eastAsia="en-IN"/>
+        </w:rPr>
+        <w:t>In traditional farming, monitoring animal health is done manually, which is time-consuming and often inaccurate. Farmers may fail to detect early symptoms of diseases, leading to reduced productivity and economic loss. With the increase in livestock farming, there is a need for automated systems that can continuously track animal health</w:t>
+      </w:r>
+      <w:r>
+        <w:rPr>
+          <w:rFonts w:ascii="Times New Roman" w:eastAsia="Times New Roman" w:hAnsi="Times New Roman" w:cs="Times New Roman"/>
+          <w:sz w:val="24"/>
+          <w:szCs w:val="24"/>
+          <w:lang w:eastAsia="en-IN"/>
+        </w:rPr>
+        <w:t>.</w:t>
+      </w:r>
+    </w:p>
+    <w:p>
+      <w:pPr>
+        <w:spacing w:before="100" w:beforeAutospacing="1" w:after="100" w:afterAutospacing="1" w:line="240" w:lineRule="auto"/>
+        <w:rPr>
+          <w:rFonts w:ascii="Times New Roman" w:eastAsia="Times New Roman" w:hAnsi="Times New Roman" w:cs="Times New Roman"/>
+          <w:sz w:val="24"/>
+          <w:szCs w:val="24"/>
+          <w:lang w:eastAsia="en-IN"/>
+        </w:rPr>
+      </w:pPr>
+    </w:p>
+    <w:p>
+      <w:pPr>
+        <w:spacing w:before="100" w:beforeAutospacing="1" w:after="100" w:afterAutospacing="1" w:line="240" w:lineRule="auto"/>
+        <w:rPr>
+          <w:rFonts w:ascii="Times New Roman" w:eastAsia="Times New Roman" w:hAnsi="Times New Roman" w:cs="Times New Roman"/>
+          <w:b/>
+          <w:bCs/>
+          <w:sz w:val="32"/>
+          <w:szCs w:val="32"/>
+          <w:lang w:eastAsia="en-IN"/>
+        </w:rPr>
+      </w:pPr>
+    </w:p>
+    <w:p>
+      <w:pPr>
+        <w:spacing w:before="100" w:beforeAutospacing="1" w:after="100" w:afterAutospacing="1" w:line="240" w:lineRule="auto"/>
+        <w:rPr>
+          <w:rFonts w:ascii="Times New Roman" w:eastAsia="Times New Roman" w:hAnsi="Times New Roman" w:cs="Times New Roman"/>
+          <w:sz w:val="24"/>
+          <w:szCs w:val="24"/>
+          <w:lang w:eastAsia="en-IN"/>
+        </w:rPr>
+      </w:pPr>
+      <w:r>
+        <w:rPr>
+          <w:rFonts w:ascii="Times New Roman" w:eastAsia="Times New Roman" w:hAnsi="Times New Roman" w:cs="Times New Roman"/>
+          <w:b/>
+          <w:bCs/>
+          <w:sz w:val="32"/>
+          <w:szCs w:val="32"/>
+          <w:lang w:eastAsia="en-IN"/>
+        </w:rPr>
+        <w:t>Importance in Agriculture</w:t>
+      </w:r>
+    </w:p>
+    <w:p>
+      <w:pPr>
+        <w:spacing w:before="100" w:beforeAutospacing="1" w:after="100" w:afterAutospacing="1" w:line="240" w:lineRule="auto"/>
+        <w:rPr>
+          <w:rFonts w:ascii="Times New Roman" w:eastAsia="Times New Roman" w:hAnsi="Times New Roman" w:cs="Times New Roman"/>
           <w:sz w:val="28"/>
           <w:szCs w:val="28"/>
-          <w:lang w:val="en-US"/>
-        </w:rPr>
-        <w:t>AI&amp;ML course teacher,</w:t>
-      </w:r>
-    </w:p>
-    <w:p>
-      <w:pPr>
-        <w:rPr>
-          <w:rFonts w:ascii="Times New Roman" w:hAnsi="Times New Roman" w:cs="Times New Roman"/>
+          <w:lang w:eastAsia="en-IN"/>
+        </w:rPr>
+      </w:pPr>
+      <w:r>
+        <w:rPr>
+          <w:rFonts w:ascii="Times New Roman" w:eastAsia="Times New Roman" w:hAnsi="Times New Roman" w:cs="Times New Roman"/>
           <w:sz w:val="28"/>
           <w:szCs w:val="28"/>
-          <w:lang w:val="en-US"/>
-        </w:rPr>
-      </w:pPr>
-      <w:r>
-        <w:rPr>
-          <w:rFonts w:ascii="Times New Roman" w:hAnsi="Times New Roman" w:cs="Times New Roman"/>
-          <w:sz w:val="28"/>
-          <w:szCs w:val="28"/>
-          <w:lang w:val="en-US"/>
-        </w:rPr>
-        <w:t>REVA UNIVERSITY.</w:t>
-      </w:r>
-    </w:p>
-    <w:p>
-      <w:pPr>
-        <w:rPr>
-          <w:rFonts w:ascii="Times New Roman" w:hAnsi="Times New Roman" w:cs="Times New Roman"/>
-          <w:sz w:val="28"/>
-          <w:szCs w:val="28"/>
-          <w:lang w:val="en-US"/>
-        </w:rPr>
-      </w:pPr>
+          <w:lang w:eastAsia="en-IN"/>
+        </w:rPr>
+        <w:t>Healthy animals directly contribute to better milk production, meat quality, and overall farm profitability. Early disease detection helps in reducing mortality rates and treatment costs. By using technology like Python and machine learning, farmers can monitor livestock efficiently and make data-driven decisions. This also supports sustainable agriculture and improves animal welfare.</w:t>
+      </w:r>
+    </w:p>
+    <w:p>
+      <w:pPr>
+        <w:spacing w:after="0" w:line="240" w:lineRule="auto"/>
+        <w:rPr>
+          <w:rFonts w:ascii="Times New Roman" w:eastAsia="Times New Roman" w:hAnsi="Times New Roman" w:cs="Times New Roman"/>
+          <w:sz w:val="24"/>
+          <w:szCs w:val="24"/>
+          <w:lang w:eastAsia="en-IN"/>
+        </w:rPr>
+      </w:pPr>
+    </w:p>
+    <w:p>
+      <w:pPr>
+        <w:spacing w:before="100" w:beforeAutospacing="1" w:after="100" w:afterAutospacing="1" w:line="240" w:lineRule="auto"/>
+        <w:jc w:val="center"/>
+        <w:outlineLvl w:val="0"/>
+        <w:rPr>
+          <w:rFonts w:ascii="Times New Roman" w:eastAsia="Times New Roman" w:hAnsi="Times New Roman" w:cs="Times New Roman"/>
+          <w:b/>
+          <w:bCs/>
+          <w:kern w:val="36"/>
+          <w:sz w:val="48"/>
+          <w:szCs w:val="48"/>
+          <w:lang w:eastAsia="en-IN"/>
+        </w:rPr>
+      </w:pPr>
+      <w:r>
+        <w:rPr>
+          <w:rFonts w:ascii="Times New Roman" w:eastAsia="Times New Roman" w:hAnsi="Times New Roman" w:cs="Times New Roman"/>
+          <w:b/>
+          <w:bCs/>
+          <w:kern w:val="36"/>
+          <w:sz w:val="48"/>
+          <w:szCs w:val="48"/>
+          <w:lang w:eastAsia="en-IN"/>
+        </w:rPr>
+        <w:t>3. Methodology</w:t>
+      </w:r>
+    </w:p>
+    <w:p>
+      <w:pPr>
+        <w:spacing w:before="100" w:beforeAutospacing="1" w:after="100" w:afterAutospacing="1" w:line="240" w:lineRule="auto"/>
+        <w:outlineLvl w:val="2"/>
+        <w:rPr>
+          <w:rFonts w:ascii="Times New Roman" w:eastAsia="Times New Roman" w:hAnsi="Times New Roman" w:cs="Times New Roman"/>
+          <w:b/>
+          <w:bCs/>
+          <w:sz w:val="36"/>
+          <w:szCs w:val="36"/>
+          <w:lang w:eastAsia="en-IN"/>
+        </w:rPr>
+      </w:pPr>
+      <w:r>
+        <w:rPr>
+          <w:rFonts w:ascii="Times New Roman" w:eastAsia="Times New Roman" w:hAnsi="Times New Roman" w:cs="Times New Roman"/>
+          <w:b/>
+          <w:bCs/>
+          <w:sz w:val="36"/>
+          <w:szCs w:val="36"/>
+          <w:lang w:eastAsia="en-IN"/>
+        </w:rPr>
+        <w:t>Approach Used</w:t>
+      </w:r>
+    </w:p>
+    <w:p>
+      <w:pPr>
+        <w:spacing w:before="100" w:beforeAutospacing="1" w:after="100" w:afterAutospacing="1" w:line="240" w:lineRule="auto"/>
+        <w:rPr>
+          <w:rFonts w:ascii="Times New Roman" w:eastAsia="Times New Roman" w:hAnsi="Times New Roman" w:cs="Times New Roman"/>
+          <w:sz w:val="24"/>
+          <w:szCs w:val="24"/>
+          <w:lang w:eastAsia="en-IN"/>
+        </w:rPr>
+      </w:pPr>
+      <w:r>
+        <w:rPr>
+          <w:rFonts w:ascii="Times New Roman" w:eastAsia="Times New Roman" w:hAnsi="Times New Roman" w:cs="Times New Roman"/>
+          <w:sz w:val="32"/>
+          <w:szCs w:val="32"/>
+          <w:lang w:eastAsia="en-IN"/>
+        </w:rPr>
+        <w:t xml:space="preserve">The system follows a data-driven approach where animal health parameters are collected using sensors or datasets. The data is processed and </w:t>
+      </w:r>
       <w:proofErr w:type="spellStart"/>
       <w:r>
         <w:rPr>
-          <w:rFonts w:ascii="Times New Roman" w:hAnsi="Times New Roman" w:cs="Times New Roman"/>
-          <w:sz w:val="28"/>
-          <w:szCs w:val="28"/>
-          <w:lang w:val="en-US"/>
-        </w:rPr>
-        <w:t>Dr.Pallavi</w:t>
+          <w:rFonts w:ascii="Times New Roman" w:eastAsia="Times New Roman" w:hAnsi="Times New Roman" w:cs="Times New Roman"/>
+          <w:sz w:val="32"/>
+          <w:szCs w:val="32"/>
+          <w:lang w:eastAsia="en-IN"/>
+        </w:rPr>
+        <w:t>analyzed</w:t>
       </w:r>
       <w:proofErr w:type="spellEnd"/>
       <w:r>
         <w:rPr>
-          <w:rFonts w:ascii="Times New Roman" w:hAnsi="Times New Roman" w:cs="Times New Roman"/>
-          <w:sz w:val="28"/>
-          <w:szCs w:val="28"/>
-          <w:lang w:val="en-US"/>
-        </w:rPr>
-        <w:t xml:space="preserve"> D,</w:t>
-      </w:r>
-    </w:p>
-    <w:p>
-      <w:pPr>
-        <w:rPr>
-          <w:rFonts w:ascii="Times New Roman" w:hAnsi="Times New Roman" w:cs="Times New Roman"/>
-          <w:sz w:val="40"/>
-          <w:szCs w:val="40"/>
-          <w:lang w:val="en-US"/>
-        </w:rPr>
-      </w:pPr>
-      <w:r>
-        <w:rPr>
-          <w:rFonts w:ascii="Times New Roman" w:hAnsi="Times New Roman" w:cs="Times New Roman"/>
-          <w:sz w:val="28"/>
-          <w:szCs w:val="28"/>
-          <w:lang w:val="en-US"/>
-        </w:rPr>
-        <w:t xml:space="preserve">Department of Entomology,            </w:t>
-      </w:r>
-      <w:r>
-        <w:rPr>
-          <w:rFonts w:ascii="Times New Roman" w:hAnsi="Times New Roman" w:cs="Times New Roman"/>
-          <w:sz w:val="28"/>
-          <w:szCs w:val="28"/>
-          <w:lang w:val="en-US"/>
-        </w:rPr>
-        <w:t xml:space="preserve">                                 </w:t>
-      </w:r>
-      <w:r>
-        <w:rPr>
-          <w:rFonts w:ascii="Times New Roman" w:hAnsi="Times New Roman" w:cs="Times New Roman"/>
-          <w:sz w:val="40"/>
-          <w:szCs w:val="40"/>
-          <w:lang w:val="en-US"/>
-        </w:rPr>
-        <w:t>Submitted by:</w:t>
-      </w:r>
-    </w:p>
-    <w:p>
-      <w:pPr>
-        <w:rPr>
-          <w:rFonts w:ascii="Times New Roman" w:hAnsi="Times New Roman" w:cs="Times New Roman"/>
-          <w:sz w:val="28"/>
-          <w:szCs w:val="28"/>
-          <w:lang w:val="en-US"/>
-        </w:rPr>
-      </w:pPr>
-      <w:r>
-        <w:rPr>
-          <w:rFonts w:ascii="Times New Roman" w:hAnsi="Times New Roman" w:cs="Times New Roman"/>
-          <w:sz w:val="28"/>
-          <w:szCs w:val="28"/>
-          <w:lang w:val="en-US"/>
-        </w:rPr>
-        <w:t>UAS Bangalore</w:t>
-      </w:r>
-      <w:r>
-        <w:rPr>
-          <w:rFonts w:ascii="Times New Roman" w:hAnsi="Times New Roman" w:cs="Times New Roman"/>
-          <w:sz w:val="40"/>
-          <w:szCs w:val="40"/>
-          <w:lang w:val="en-US"/>
-        </w:rPr>
-        <w:t xml:space="preserve">                                </w:t>
-      </w:r>
-      <w:r>
-        <w:rPr>
-          <w:rFonts w:ascii="Times New Roman" w:hAnsi="Times New Roman" w:cs="Times New Roman"/>
-          <w:sz w:val="40"/>
-          <w:szCs w:val="40"/>
-          <w:lang w:val="en-US"/>
-        </w:rPr>
-        <w:t xml:space="preserve">                   </w:t>
-      </w:r>
-      <w:r>
-        <w:rPr>
-          <w:rFonts w:ascii="Times New Roman" w:hAnsi="Times New Roman" w:cs="Times New Roman"/>
-          <w:sz w:val="28"/>
-          <w:szCs w:val="28"/>
-          <w:lang w:val="en-US"/>
-        </w:rPr>
-        <w:t>Priyanka G H</w:t>
-      </w:r>
-    </w:p>
-    <w:p>
-      <w:pPr>
-        <w:jc w:val="center"/>
-        <w:rPr>
-          <w:rFonts w:ascii="Times New Roman" w:hAnsi="Times New Roman" w:cs="Times New Roman"/>
-          <w:sz w:val="28"/>
-          <w:szCs w:val="28"/>
-          <w:lang w:val="en-US"/>
-        </w:rPr>
-      </w:pPr>
-      <w:r>
-        <w:rPr>
-          <w:rFonts w:ascii="Times New Roman" w:hAnsi="Times New Roman" w:cs="Times New Roman"/>
-          <w:sz w:val="28"/>
-          <w:szCs w:val="28"/>
-          <w:lang w:val="en-US"/>
-        </w:rPr>
-        <w:t xml:space="preserve">                                                                                        </w:t>
-      </w:r>
-      <w:r>
-        <w:rPr>
-          <w:rFonts w:ascii="Times New Roman" w:hAnsi="Times New Roman" w:cs="Times New Roman"/>
-          <w:sz w:val="28"/>
-          <w:szCs w:val="28"/>
-          <w:lang w:val="en-US"/>
-        </w:rPr>
-        <w:t>AMB2183</w:t>
-      </w:r>
-    </w:p>
-    <w:p>
-      <w:pPr>
-        <w:jc w:val="right"/>
-        <w:rPr>
-          <w:rFonts w:ascii="Times New Roman" w:eastAsia="Times New Roman" w:hAnsi="Times New Roman" w:cs="Times New Roman"/>
-          <w:bCs/>
-          <w:kern w:val="36"/>
-          <w:sz w:val="28"/>
-          <w:szCs w:val="28"/>
-          <w:lang w:eastAsia="en-IN"/>
-        </w:rPr>
-      </w:pPr>
-      <w:r>
-        <w:rPr>
-          <w:rFonts w:ascii="Times New Roman" w:eastAsia="Times New Roman" w:hAnsi="Times New Roman" w:cs="Times New Roman"/>
-          <w:bCs/>
-          <w:kern w:val="36"/>
-          <w:sz w:val="28"/>
-          <w:szCs w:val="28"/>
-          <w:lang w:eastAsia="en-IN"/>
-        </w:rPr>
-        <w:t xml:space="preserve">    </w:t>
-      </w:r>
-      <w:proofErr w:type="spellStart"/>
-      <w:r>
-        <w:rPr>
-          <w:rFonts w:ascii="Times New Roman" w:eastAsia="Times New Roman" w:hAnsi="Times New Roman" w:cs="Times New Roman"/>
-          <w:bCs/>
-          <w:kern w:val="36"/>
-          <w:sz w:val="28"/>
-          <w:szCs w:val="28"/>
-          <w:lang w:eastAsia="en-IN"/>
-        </w:rPr>
-        <w:t>IVth</w:t>
-      </w:r>
-      <w:proofErr w:type="spellEnd"/>
-      <w:r>
-        <w:rPr>
-          <w:rFonts w:ascii="Times New Roman" w:eastAsia="Times New Roman" w:hAnsi="Times New Roman" w:cs="Times New Roman"/>
-          <w:bCs/>
-          <w:kern w:val="36"/>
-          <w:sz w:val="28"/>
-          <w:szCs w:val="28"/>
-          <w:lang w:eastAsia="en-IN"/>
-        </w:rPr>
-        <w:t xml:space="preserve"> year </w:t>
-      </w:r>
-      <w:proofErr w:type="gramStart"/>
-      <w:r>
-        <w:rPr>
-          <w:rFonts w:ascii="Times New Roman" w:eastAsia="Times New Roman" w:hAnsi="Times New Roman" w:cs="Times New Roman"/>
-          <w:bCs/>
-          <w:kern w:val="36"/>
-          <w:sz w:val="28"/>
-          <w:szCs w:val="28"/>
-          <w:lang w:eastAsia="en-IN"/>
-        </w:rPr>
-        <w:t>BSC(</w:t>
-      </w:r>
-      <w:proofErr w:type="gramEnd"/>
-      <w:r>
-        <w:rPr>
-          <w:rFonts w:ascii="Times New Roman" w:eastAsia="Times New Roman" w:hAnsi="Times New Roman" w:cs="Times New Roman"/>
-          <w:bCs/>
-          <w:kern w:val="36"/>
-          <w:sz w:val="28"/>
-          <w:szCs w:val="28"/>
-          <w:lang w:eastAsia="en-IN"/>
-        </w:rPr>
-        <w:t>Hons)Agriculture</w:t>
-      </w:r>
-      <w:r>
-        <w:rPr>
-          <w:rFonts w:ascii="Times New Roman" w:eastAsia="Times New Roman" w:hAnsi="Times New Roman" w:cs="Times New Roman"/>
-          <w:bCs/>
-          <w:kern w:val="36"/>
-          <w:sz w:val="28"/>
-          <w:szCs w:val="28"/>
+          <w:rFonts w:ascii="Times New Roman" w:eastAsia="Times New Roman" w:hAnsi="Times New Roman" w:cs="Times New Roman"/>
+          <w:sz w:val="32"/>
+          <w:szCs w:val="32"/>
+          <w:lang w:eastAsia="en-IN"/>
+        </w:rPr>
+        <w:t xml:space="preserve"> using Python to identify patterns and anomalies</w:t>
+      </w:r>
+      <w:r>
+        <w:rPr>
+          <w:rFonts w:ascii="Times New Roman" w:eastAsia="Times New Roman" w:hAnsi="Times New Roman" w:cs="Times New Roman"/>
+          <w:sz w:val="24"/>
+          <w:szCs w:val="24"/>
           <w:lang w:eastAsia="en-IN"/>
         </w:rPr>
         <w:t>.</w:t>
@@ -643,205 +1112,22 @@
     </w:p>
     <w:p>
       <w:pPr>
-        <w:pStyle w:val="NormalWeb"/>
-        <w:rPr>
-          <w:sz w:val="40"/>
-          <w:szCs w:val="40"/>
-        </w:rPr>
-      </w:pPr>
-      <w:r>
-        <w:rPr>
-          <w:rStyle w:val="Strong"/>
-          <w:sz w:val="40"/>
-          <w:szCs w:val="40"/>
-        </w:rPr>
-        <w:lastRenderedPageBreak/>
-        <w:t>Title of the Study</w:t>
-      </w:r>
-      <w:proofErr w:type="gramStart"/>
-      <w:r>
-        <w:rPr>
-          <w:rStyle w:val="Strong"/>
-          <w:sz w:val="40"/>
-          <w:szCs w:val="40"/>
-        </w:rPr>
-        <w:t>:</w:t>
-      </w:r>
-      <w:proofErr w:type="gramEnd"/>
-      <w:r>
-        <w:rPr>
-          <w:sz w:val="40"/>
-          <w:szCs w:val="40"/>
-        </w:rPr>
-        <w:br/>
-      </w:r>
-      <w:r>
-        <w:rPr>
-          <w:rStyle w:val="Strong"/>
-          <w:sz w:val="40"/>
-          <w:szCs w:val="40"/>
-        </w:rPr>
-        <w:t>Carbon Footprint Analysis of Farming Using Python</w:t>
-      </w:r>
-    </w:p>
-    <w:p>
-      <w:pPr>
-        <w:pStyle w:val="NormalWeb"/>
-        <w:rPr>
-          <w:sz w:val="32"/>
-          <w:szCs w:val="32"/>
-        </w:rPr>
-      </w:pPr>
-      <w:r>
-        <w:rPr>
-          <w:rStyle w:val="Strong"/>
-          <w:sz w:val="32"/>
-          <w:szCs w:val="32"/>
-        </w:rPr>
-        <w:t>Brief Summary</w:t>
-      </w:r>
-      <w:proofErr w:type="gramStart"/>
-      <w:r>
-        <w:rPr>
-          <w:rStyle w:val="Strong"/>
-          <w:sz w:val="32"/>
-          <w:szCs w:val="32"/>
-        </w:rPr>
-        <w:t>:</w:t>
-      </w:r>
-      <w:proofErr w:type="gramEnd"/>
-      <w:r>
-        <w:rPr>
-          <w:sz w:val="32"/>
-          <w:szCs w:val="32"/>
-        </w:rPr>
-        <w:br/>
-        <w:t>Agriculture is a major contributor to greenhouse gas emissions, including carbon dioxide (CO₂), methane (CH₄), and nitrous oxide (N₂O). Assessing the carbon footprint of farming practices is essential to identify high-impact activities and adopt sustainable measures. This study uses Python to analyze emissions from crop cultivation, fertilizer application, irrigation, machinery use, and livestock management. Farm data is processed using Python libraries such as Pandas and NumPy, and results are visualized using Matplotlib and Seaborn. Emission factors from IPCC and FAO databases are applied to calculate CO₂-equivalent emissions. The analysis provides actionable insights for farmers and policymakers to reduce carbon emissions and promote environmentally sustainable agriculture.</w:t>
-      </w:r>
-    </w:p>
-    <w:p/>
-    <w:p>
-      <w:pPr>
-        <w:pStyle w:val="Heading2"/>
-        <w:rPr>
-          <w:sz w:val="40"/>
-          <w:szCs w:val="40"/>
-        </w:rPr>
-      </w:pPr>
-      <w:r>
-        <w:rPr>
-          <w:rStyle w:val="Strong"/>
-          <w:b/>
-          <w:bCs/>
-          <w:sz w:val="40"/>
-          <w:szCs w:val="40"/>
-        </w:rPr>
-        <w:t>2. Introduction</w:t>
-      </w:r>
-    </w:p>
-    <w:p>
-      <w:pPr>
-        <w:pStyle w:val="NormalWeb"/>
-        <w:rPr>
-          <w:sz w:val="32"/>
-          <w:szCs w:val="32"/>
-        </w:rPr>
-      </w:pPr>
-      <w:r>
-        <w:rPr>
-          <w:rStyle w:val="Strong"/>
-          <w:sz w:val="32"/>
-          <w:szCs w:val="32"/>
-        </w:rPr>
-        <w:t>Background of the Problem</w:t>
-      </w:r>
-      <w:proofErr w:type="gramStart"/>
-      <w:r>
-        <w:rPr>
-          <w:rStyle w:val="Strong"/>
-          <w:sz w:val="32"/>
-          <w:szCs w:val="32"/>
-        </w:rPr>
-        <w:t>:</w:t>
-      </w:r>
-      <w:proofErr w:type="gramEnd"/>
-      <w:r>
-        <w:rPr>
-          <w:sz w:val="32"/>
-          <w:szCs w:val="32"/>
-        </w:rPr>
-        <w:br/>
-        <w:t>Agricultural activities contribute significantly to global greenhouse gas emissions, affecting climate patterns, soil quality, and crop productivity. Sources of emissions include fertilizer use, enteric fermentation in livestock, energy-intensive machinery, and irrigation systems. Without mitigation, these emissions accelerate climate change and threaten food security.</w:t>
-      </w:r>
-    </w:p>
-    <w:p>
-      <w:pPr>
-        <w:pStyle w:val="NormalWeb"/>
-        <w:rPr>
-          <w:sz w:val="32"/>
-          <w:szCs w:val="32"/>
-        </w:rPr>
-      </w:pPr>
-      <w:r>
-        <w:rPr>
-          <w:rStyle w:val="Strong"/>
-          <w:sz w:val="40"/>
-          <w:szCs w:val="40"/>
-        </w:rPr>
-        <w:t>Importance in Agriculture</w:t>
-      </w:r>
-      <w:proofErr w:type="gramStart"/>
-      <w:r>
-        <w:rPr>
-          <w:rStyle w:val="Strong"/>
-          <w:sz w:val="40"/>
-          <w:szCs w:val="40"/>
-        </w:rPr>
-        <w:t>:</w:t>
-      </w:r>
-      <w:proofErr w:type="gramEnd"/>
-      <w:r>
-        <w:rPr>
-          <w:sz w:val="32"/>
-          <w:szCs w:val="32"/>
-        </w:rPr>
-        <w:br/>
-        <w:t>Quantifying the carbon footprint enables farmers and policymakers to identify the major emission sources and implement strategies to reduce environmental impact. Sustainable farming practices, such as precision agriculture, organic fertilization, and crop rotation, can lower emissions while maintaining productivity. Python-based analysis provides a reproducible, data-driven approach for monitoring and improving farm sustainability.</w:t>
-      </w:r>
-    </w:p>
-    <w:p>
-      <w:pPr>
-        <w:pStyle w:val="NormalWeb"/>
-        <w:rPr>
-          <w:sz w:val="32"/>
-          <w:szCs w:val="32"/>
-        </w:rPr>
-      </w:pPr>
-      <w:r>
-        <w:rPr>
-          <w:rStyle w:val="Strong"/>
-          <w:sz w:val="40"/>
-          <w:szCs w:val="40"/>
-        </w:rPr>
-        <w:lastRenderedPageBreak/>
-        <w:t>3. Methodology</w:t>
-      </w:r>
-    </w:p>
-    <w:p>
-      <w:pPr>
-        <w:pStyle w:val="NormalWeb"/>
-        <w:rPr>
-          <w:sz w:val="32"/>
-          <w:szCs w:val="32"/>
-        </w:rPr>
-      </w:pPr>
-      <w:r>
-        <w:rPr>
-          <w:rStyle w:val="Strong"/>
-          <w:sz w:val="32"/>
-          <w:szCs w:val="32"/>
-        </w:rPr>
-        <w:t>Approach Used:</w:t>
+        <w:spacing w:before="100" w:beforeAutospacing="1" w:after="100" w:afterAutospacing="1" w:line="240" w:lineRule="auto"/>
+        <w:rPr>
+          <w:rFonts w:ascii="Times New Roman" w:eastAsia="Times New Roman" w:hAnsi="Times New Roman" w:cs="Times New Roman"/>
+          <w:sz w:val="36"/>
+          <w:szCs w:val="36"/>
+          <w:lang w:eastAsia="en-IN"/>
+        </w:rPr>
+      </w:pPr>
+      <w:r>
+        <w:rPr>
+          <w:rFonts w:ascii="Times New Roman" w:eastAsia="Times New Roman" w:hAnsi="Times New Roman" w:cs="Times New Roman"/>
+          <w:sz w:val="36"/>
+          <w:szCs w:val="36"/>
+          <w:lang w:eastAsia="en-IN"/>
+        </w:rPr>
+        <w:t>Steps involved:</w:t>
       </w:r>
     </w:p>
     <w:p>
@@ -852,24 +1138,20 @@
         </w:numPr>
         <w:spacing w:before="100" w:beforeAutospacing="1" w:after="100" w:afterAutospacing="1" w:line="240" w:lineRule="auto"/>
         <w:rPr>
-          <w:sz w:val="32"/>
-          <w:szCs w:val="32"/>
-        </w:rPr>
-      </w:pPr>
-      <w:r>
-        <w:rPr>
-          <w:rStyle w:val="Strong"/>
-          <w:sz w:val="32"/>
-          <w:szCs w:val="32"/>
-        </w:rPr>
-        <w:t>Data Collection:</w:t>
-      </w:r>
-      <w:r>
-        <w:rPr>
-          <w:sz w:val="32"/>
-          <w:szCs w:val="32"/>
-        </w:rPr>
-        <w:t xml:space="preserve"> Collect farm-specific information including crop types, cultivated area, fertilizer and pesticide usage, irrigation, machinery use, and livestock count. </w:t>
+          <w:rFonts w:ascii="Times New Roman" w:eastAsia="Times New Roman" w:hAnsi="Times New Roman" w:cs="Times New Roman"/>
+          <w:sz w:val="32"/>
+          <w:szCs w:val="32"/>
+          <w:lang w:eastAsia="en-IN"/>
+        </w:rPr>
+      </w:pPr>
+      <w:r>
+        <w:rPr>
+          <w:rFonts w:ascii="Times New Roman" w:eastAsia="Times New Roman" w:hAnsi="Times New Roman" w:cs="Times New Roman"/>
+          <w:sz w:val="32"/>
+          <w:szCs w:val="32"/>
+          <w:lang w:eastAsia="en-IN"/>
+        </w:rPr>
+        <w:t xml:space="preserve">Data Collection (temperature, heart rate, activity) </w:t>
       </w:r>
     </w:p>
     <w:p>
@@ -880,24 +1162,40 @@
         </w:numPr>
         <w:spacing w:before="100" w:beforeAutospacing="1" w:after="100" w:afterAutospacing="1" w:line="240" w:lineRule="auto"/>
         <w:rPr>
-          <w:sz w:val="32"/>
-          <w:szCs w:val="32"/>
-        </w:rPr>
-      </w:pPr>
-      <w:r>
-        <w:rPr>
-          <w:rStyle w:val="Strong"/>
-          <w:sz w:val="32"/>
-          <w:szCs w:val="32"/>
-        </w:rPr>
-        <w:t>Emission Factor Assignment:</w:t>
-      </w:r>
-      <w:r>
-        <w:rPr>
-          <w:sz w:val="32"/>
-          <w:szCs w:val="32"/>
-        </w:rPr>
-        <w:t xml:space="preserve"> Use emission factors from IPCC and FAO to calculate CO₂-equivalent emissions for each activity. </w:t>
+          <w:rFonts w:ascii="Times New Roman" w:eastAsia="Times New Roman" w:hAnsi="Times New Roman" w:cs="Times New Roman"/>
+          <w:sz w:val="32"/>
+          <w:szCs w:val="32"/>
+          <w:lang w:eastAsia="en-IN"/>
+        </w:rPr>
+      </w:pPr>
+      <w:r>
+        <w:rPr>
+          <w:rFonts w:ascii="Times New Roman" w:eastAsia="Times New Roman" w:hAnsi="Times New Roman" w:cs="Times New Roman"/>
+          <w:sz w:val="32"/>
+          <w:szCs w:val="32"/>
+          <w:lang w:eastAsia="en-IN"/>
+        </w:rPr>
+        <w:t xml:space="preserve">Data </w:t>
+      </w:r>
+      <w:proofErr w:type="spellStart"/>
+      <w:r>
+        <w:rPr>
+          <w:rFonts w:ascii="Times New Roman" w:eastAsia="Times New Roman" w:hAnsi="Times New Roman" w:cs="Times New Roman"/>
+          <w:sz w:val="32"/>
+          <w:szCs w:val="32"/>
+          <w:lang w:eastAsia="en-IN"/>
+        </w:rPr>
+        <w:t>Preprocessing</w:t>
+      </w:r>
+      <w:proofErr w:type="spellEnd"/>
+      <w:r>
+        <w:rPr>
+          <w:rFonts w:ascii="Times New Roman" w:eastAsia="Times New Roman" w:hAnsi="Times New Roman" w:cs="Times New Roman"/>
+          <w:sz w:val="32"/>
+          <w:szCs w:val="32"/>
+          <w:lang w:eastAsia="en-IN"/>
+        </w:rPr>
+        <w:t xml:space="preserve"> (cleaning, normalization) </w:t>
       </w:r>
     </w:p>
     <w:p>
@@ -908,65 +1206,132 @@
         </w:numPr>
         <w:spacing w:before="100" w:beforeAutospacing="1" w:after="100" w:afterAutospacing="1" w:line="240" w:lineRule="auto"/>
         <w:rPr>
-          <w:sz w:val="32"/>
-          <w:szCs w:val="32"/>
-        </w:rPr>
-      </w:pPr>
-      <w:r>
-        <w:rPr>
-          <w:rStyle w:val="Strong"/>
-          <w:sz w:val="32"/>
-          <w:szCs w:val="32"/>
-        </w:rPr>
-        <w:t>Computation:</w:t>
-      </w:r>
-      <w:r>
-        <w:rPr>
-          <w:sz w:val="32"/>
-          <w:szCs w:val="32"/>
-        </w:rPr>
-        <w:t xml:space="preserve"> Apply Python to compute total carbon emissions for individual activities and the overall farm operation. </w:t>
-      </w:r>
-    </w:p>
-    <w:p>
-      <w:pPr>
-        <w:pStyle w:val="NormalWeb"/>
-        <w:rPr>
-          <w:rStyle w:val="Strong"/>
-        </w:rPr>
-      </w:pPr>
-    </w:p>
-    <w:p>
-      <w:pPr>
-        <w:pStyle w:val="NormalWeb"/>
-        <w:rPr>
-          <w:rStyle w:val="Strong"/>
-        </w:rPr>
-      </w:pPr>
-    </w:p>
-    <w:p>
-      <w:pPr>
-        <w:pStyle w:val="NormalWeb"/>
-        <w:rPr>
-          <w:rStyle w:val="Strong"/>
-        </w:rPr>
-      </w:pPr>
-    </w:p>
-    <w:p>
-      <w:pPr>
-        <w:pStyle w:val="NormalWeb"/>
-        <w:rPr>
-          <w:sz w:val="48"/>
-          <w:szCs w:val="48"/>
-        </w:rPr>
-      </w:pPr>
-      <w:r>
-        <w:rPr>
-          <w:rStyle w:val="Strong"/>
-          <w:sz w:val="48"/>
-          <w:szCs w:val="48"/>
-        </w:rPr>
-        <w:t>Model/Technique Explanation:</w:t>
+          <w:rFonts w:ascii="Times New Roman" w:eastAsia="Times New Roman" w:hAnsi="Times New Roman" w:cs="Times New Roman"/>
+          <w:sz w:val="32"/>
+          <w:szCs w:val="32"/>
+          <w:lang w:eastAsia="en-IN"/>
+        </w:rPr>
+      </w:pPr>
+      <w:r>
+        <w:rPr>
+          <w:rFonts w:ascii="Times New Roman" w:eastAsia="Times New Roman" w:hAnsi="Times New Roman" w:cs="Times New Roman"/>
+          <w:sz w:val="32"/>
+          <w:szCs w:val="32"/>
+          <w:lang w:eastAsia="en-IN"/>
+        </w:rPr>
+        <w:t xml:space="preserve">Model Training (machine learning algorithm) </w:t>
+      </w:r>
+    </w:p>
+    <w:p>
+      <w:pPr>
+        <w:numPr>
+          <w:ilvl w:val="0"/>
+          <w:numId w:val="1"/>
+        </w:numPr>
+        <w:spacing w:before="100" w:beforeAutospacing="1" w:after="100" w:afterAutospacing="1" w:line="240" w:lineRule="auto"/>
+        <w:rPr>
+          <w:rFonts w:ascii="Times New Roman" w:eastAsia="Times New Roman" w:hAnsi="Times New Roman" w:cs="Times New Roman"/>
+          <w:sz w:val="24"/>
+          <w:szCs w:val="24"/>
+          <w:lang w:eastAsia="en-IN"/>
+        </w:rPr>
+      </w:pPr>
+      <w:r>
+        <w:rPr>
+          <w:rFonts w:ascii="Times New Roman" w:eastAsia="Times New Roman" w:hAnsi="Times New Roman" w:cs="Times New Roman"/>
+          <w:sz w:val="32"/>
+          <w:szCs w:val="32"/>
+          <w:lang w:eastAsia="en-IN"/>
+        </w:rPr>
+        <w:t>Prediction &amp; Alert System</w:t>
+      </w:r>
+      <w:r>
+        <w:rPr>
+          <w:rFonts w:ascii="Times New Roman" w:eastAsia="Times New Roman" w:hAnsi="Times New Roman" w:cs="Times New Roman"/>
+          <w:sz w:val="24"/>
+          <w:szCs w:val="24"/>
+          <w:lang w:eastAsia="en-IN"/>
+        </w:rPr>
+        <w:t xml:space="preserve"> </w:t>
+      </w:r>
+    </w:p>
+    <w:p>
+      <w:pPr>
+        <w:spacing w:before="100" w:beforeAutospacing="1" w:after="100" w:afterAutospacing="1" w:line="240" w:lineRule="auto"/>
+        <w:outlineLvl w:val="2"/>
+        <w:rPr>
+          <w:rFonts w:ascii="Times New Roman" w:eastAsia="Times New Roman" w:hAnsi="Times New Roman" w:cs="Times New Roman"/>
+          <w:b/>
+          <w:bCs/>
+          <w:sz w:val="27"/>
+          <w:szCs w:val="27"/>
+          <w:lang w:eastAsia="en-IN"/>
+        </w:rPr>
+      </w:pPr>
+    </w:p>
+    <w:p>
+      <w:pPr>
+        <w:spacing w:before="100" w:beforeAutospacing="1" w:after="100" w:afterAutospacing="1" w:line="240" w:lineRule="auto"/>
+        <w:outlineLvl w:val="2"/>
+        <w:rPr>
+          <w:rFonts w:ascii="Times New Roman" w:eastAsia="Times New Roman" w:hAnsi="Times New Roman" w:cs="Times New Roman"/>
+          <w:b/>
+          <w:bCs/>
+          <w:sz w:val="36"/>
+          <w:szCs w:val="36"/>
+          <w:lang w:eastAsia="en-IN"/>
+        </w:rPr>
+      </w:pPr>
+      <w:r>
+        <w:rPr>
+          <w:rFonts w:ascii="Times New Roman" w:eastAsia="Times New Roman" w:hAnsi="Times New Roman" w:cs="Times New Roman"/>
+          <w:b/>
+          <w:bCs/>
+          <w:sz w:val="36"/>
+          <w:szCs w:val="36"/>
+          <w:lang w:eastAsia="en-IN"/>
+        </w:rPr>
+        <w:t>Model/Technique Explanation</w:t>
+      </w:r>
+    </w:p>
+    <w:p>
+      <w:pPr>
+        <w:spacing w:before="100" w:beforeAutospacing="1" w:after="100" w:afterAutospacing="1" w:line="240" w:lineRule="auto"/>
+        <w:rPr>
+          <w:rFonts w:ascii="Times New Roman" w:eastAsia="Times New Roman" w:hAnsi="Times New Roman" w:cs="Times New Roman"/>
+          <w:sz w:val="32"/>
+          <w:szCs w:val="32"/>
+          <w:lang w:eastAsia="en-IN"/>
+        </w:rPr>
+      </w:pPr>
+      <w:r>
+        <w:rPr>
+          <w:rFonts w:ascii="Times New Roman" w:eastAsia="Times New Roman" w:hAnsi="Times New Roman" w:cs="Times New Roman"/>
+          <w:sz w:val="32"/>
+          <w:szCs w:val="32"/>
+          <w:lang w:eastAsia="en-IN"/>
+        </w:rPr>
+        <w:t xml:space="preserve">A machine learning model such as </w:t>
+      </w:r>
+      <w:r>
+        <w:rPr>
+          <w:rFonts w:ascii="Times New Roman" w:eastAsia="Times New Roman" w:hAnsi="Times New Roman" w:cs="Times New Roman"/>
+          <w:b/>
+          <w:bCs/>
+          <w:sz w:val="32"/>
+          <w:szCs w:val="32"/>
+          <w:lang w:eastAsia="en-IN"/>
+        </w:rPr>
+        <w:t>Logistic Regression / Decision Tree / Random Forest</w:t>
+      </w:r>
+      <w:r>
+        <w:rPr>
+          <w:rFonts w:ascii="Times New Roman" w:eastAsia="Times New Roman" w:hAnsi="Times New Roman" w:cs="Times New Roman"/>
+          <w:sz w:val="32"/>
+          <w:szCs w:val="32"/>
+          <w:lang w:eastAsia="en-IN"/>
+        </w:rPr>
+        <w:t xml:space="preserve"> is used to classify whether an animal is healthy or unhealthy.</w:t>
       </w:r>
     </w:p>
     <w:p>
@@ -977,186 +1342,196 @@
         </w:numPr>
         <w:spacing w:before="100" w:beforeAutospacing="1" w:after="100" w:afterAutospacing="1" w:line="240" w:lineRule="auto"/>
         <w:rPr>
+          <w:rFonts w:ascii="Times New Roman" w:eastAsia="Times New Roman" w:hAnsi="Times New Roman" w:cs="Times New Roman"/>
+          <w:sz w:val="32"/>
+          <w:szCs w:val="32"/>
+          <w:lang w:eastAsia="en-IN"/>
+        </w:rPr>
+      </w:pPr>
+      <w:r>
+        <w:rPr>
+          <w:rFonts w:ascii="Times New Roman" w:eastAsia="Times New Roman" w:hAnsi="Times New Roman" w:cs="Times New Roman"/>
+          <w:b/>
+          <w:bCs/>
+          <w:sz w:val="32"/>
+          <w:szCs w:val="32"/>
+          <w:lang w:eastAsia="en-IN"/>
+        </w:rPr>
+        <w:t>Logistic Regression</w:t>
+      </w:r>
+      <w:r>
+        <w:rPr>
+          <w:rFonts w:ascii="Times New Roman" w:eastAsia="Times New Roman" w:hAnsi="Times New Roman" w:cs="Times New Roman"/>
+          <w:sz w:val="32"/>
+          <w:szCs w:val="32"/>
+          <w:lang w:eastAsia="en-IN"/>
+        </w:rPr>
+        <w:t xml:space="preserve">: Used for binary classification (healthy vs sick) </w:t>
+      </w:r>
+    </w:p>
+    <w:p>
+      <w:pPr>
+        <w:numPr>
+          <w:ilvl w:val="0"/>
+          <w:numId w:val="2"/>
+        </w:numPr>
+        <w:spacing w:before="100" w:beforeAutospacing="1" w:after="100" w:afterAutospacing="1" w:line="240" w:lineRule="auto"/>
+        <w:rPr>
+          <w:rFonts w:ascii="Times New Roman" w:eastAsia="Times New Roman" w:hAnsi="Times New Roman" w:cs="Times New Roman"/>
+          <w:sz w:val="32"/>
+          <w:szCs w:val="32"/>
+          <w:lang w:eastAsia="en-IN"/>
+        </w:rPr>
+      </w:pPr>
+      <w:r>
+        <w:rPr>
+          <w:rFonts w:ascii="Times New Roman" w:eastAsia="Times New Roman" w:hAnsi="Times New Roman" w:cs="Times New Roman"/>
+          <w:b/>
+          <w:bCs/>
+          <w:sz w:val="32"/>
+          <w:szCs w:val="32"/>
+          <w:lang w:eastAsia="en-IN"/>
+        </w:rPr>
+        <w:t>Decision Tree</w:t>
+      </w:r>
+      <w:r>
+        <w:rPr>
+          <w:rFonts w:ascii="Times New Roman" w:eastAsia="Times New Roman" w:hAnsi="Times New Roman" w:cs="Times New Roman"/>
+          <w:sz w:val="32"/>
+          <w:szCs w:val="32"/>
+          <w:lang w:eastAsia="en-IN"/>
+        </w:rPr>
+        <w:t xml:space="preserve">: Helps in rule-based decision making </w:t>
+      </w:r>
+    </w:p>
+    <w:p>
+      <w:pPr>
+        <w:numPr>
+          <w:ilvl w:val="0"/>
+          <w:numId w:val="2"/>
+        </w:numPr>
+        <w:spacing w:before="100" w:beforeAutospacing="1" w:after="100" w:afterAutospacing="1" w:line="240" w:lineRule="auto"/>
+        <w:rPr>
+          <w:rFonts w:ascii="Times New Roman" w:eastAsia="Times New Roman" w:hAnsi="Times New Roman" w:cs="Times New Roman"/>
+          <w:sz w:val="32"/>
+          <w:szCs w:val="32"/>
+          <w:lang w:eastAsia="en-IN"/>
+        </w:rPr>
+      </w:pPr>
+      <w:r>
+        <w:rPr>
+          <w:rFonts w:ascii="Times New Roman" w:eastAsia="Times New Roman" w:hAnsi="Times New Roman" w:cs="Times New Roman"/>
+          <w:b/>
+          <w:bCs/>
+          <w:sz w:val="32"/>
+          <w:szCs w:val="32"/>
+          <w:lang w:eastAsia="en-IN"/>
+        </w:rPr>
+        <w:t>Random Forest</w:t>
+      </w:r>
+      <w:r>
+        <w:rPr>
+          <w:rFonts w:ascii="Times New Roman" w:eastAsia="Times New Roman" w:hAnsi="Times New Roman" w:cs="Times New Roman"/>
+          <w:sz w:val="32"/>
+          <w:szCs w:val="32"/>
+          <w:lang w:eastAsia="en-IN"/>
+        </w:rPr>
+        <w:t xml:space="preserve">: Improves accuracy by combining multiple trees </w:t>
+      </w:r>
+    </w:p>
+    <w:p>
+      <w:pPr>
+        <w:spacing w:before="100" w:beforeAutospacing="1" w:after="100" w:afterAutospacing="1" w:line="240" w:lineRule="auto"/>
+        <w:rPr>
+          <w:rFonts w:ascii="Times New Roman" w:eastAsia="Times New Roman" w:hAnsi="Times New Roman" w:cs="Times New Roman"/>
+          <w:sz w:val="32"/>
+          <w:szCs w:val="32"/>
+          <w:lang w:eastAsia="en-IN"/>
+        </w:rPr>
+      </w:pPr>
+    </w:p>
+    <w:p>
+      <w:pPr>
+        <w:spacing w:before="100" w:beforeAutospacing="1" w:after="100" w:afterAutospacing="1" w:line="240" w:lineRule="auto"/>
+        <w:rPr>
+          <w:rFonts w:ascii="Times New Roman" w:eastAsia="Times New Roman" w:hAnsi="Times New Roman" w:cs="Times New Roman"/>
+          <w:sz w:val="32"/>
+          <w:szCs w:val="32"/>
+          <w:lang w:eastAsia="en-IN"/>
+        </w:rPr>
+      </w:pPr>
+      <w:r>
+        <w:rPr>
+          <w:rFonts w:ascii="Times New Roman" w:eastAsia="Times New Roman" w:hAnsi="Times New Roman" w:cs="Times New Roman"/>
+          <w:sz w:val="32"/>
+          <w:szCs w:val="32"/>
+          <w:lang w:eastAsia="en-IN"/>
+        </w:rPr>
+        <w:t>The model is trained using historical health data and tested for prediction accuracy.</w:t>
+      </w:r>
+    </w:p>
+    <w:p>
+      <w:pPr>
+        <w:spacing w:before="100" w:beforeAutospacing="1" w:after="100" w:afterAutospacing="1" w:line="240" w:lineRule="auto"/>
+        <w:outlineLvl w:val="2"/>
+        <w:rPr>
+          <w:rFonts w:ascii="Times New Roman" w:eastAsia="Times New Roman" w:hAnsi="Times New Roman" w:cs="Times New Roman"/>
+          <w:b/>
+          <w:bCs/>
+          <w:sz w:val="27"/>
+          <w:szCs w:val="27"/>
+          <w:lang w:eastAsia="en-IN"/>
+        </w:rPr>
+      </w:pPr>
+    </w:p>
+    <w:p>
+      <w:pPr>
+        <w:spacing w:before="100" w:beforeAutospacing="1" w:after="100" w:afterAutospacing="1" w:line="240" w:lineRule="auto"/>
+        <w:outlineLvl w:val="2"/>
+        <w:rPr>
+          <w:rFonts w:ascii="Times New Roman" w:eastAsia="Times New Roman" w:hAnsi="Times New Roman" w:cs="Times New Roman"/>
+          <w:b/>
+          <w:bCs/>
           <w:sz w:val="36"/>
           <w:szCs w:val="36"/>
-        </w:rPr>
-      </w:pPr>
-      <w:r>
-        <w:rPr>
-          <w:rStyle w:val="Strong"/>
+          <w:lang w:eastAsia="en-IN"/>
+        </w:rPr>
+      </w:pPr>
+    </w:p>
+    <w:p>
+      <w:pPr>
+        <w:spacing w:before="100" w:beforeAutospacing="1" w:after="100" w:afterAutospacing="1" w:line="240" w:lineRule="auto"/>
+        <w:outlineLvl w:val="2"/>
+        <w:rPr>
+          <w:rFonts w:ascii="Times New Roman" w:eastAsia="Times New Roman" w:hAnsi="Times New Roman" w:cs="Times New Roman"/>
+          <w:b/>
+          <w:bCs/>
           <w:sz w:val="36"/>
           <w:szCs w:val="36"/>
-        </w:rPr>
-        <w:t>Carbon Footprint Calculation:</w:t>
-      </w:r>
-      <w:r>
-        <w:rPr>
+          <w:lang w:eastAsia="en-IN"/>
+        </w:rPr>
+      </w:pPr>
+      <w:r>
+        <w:rPr>
+          <w:rFonts w:ascii="Times New Roman" w:eastAsia="Times New Roman" w:hAnsi="Times New Roman" w:cs="Times New Roman"/>
+          <w:b/>
+          <w:bCs/>
           <w:sz w:val="36"/>
           <w:szCs w:val="36"/>
-        </w:rPr>
-        <w:t xml:space="preserve"> </w:t>
-      </w:r>
-    </w:p>
-    <w:p>
-      <w:pPr>
-        <w:spacing w:after="0"/>
-        <w:rPr>
-          <w:rStyle w:val="katex-mathml"/>
-          <w:sz w:val="32"/>
-          <w:szCs w:val="32"/>
-        </w:rPr>
-      </w:pPr>
-      <w:r>
-        <w:rPr>
-          <w:rStyle w:val="katex-mathml"/>
-          <w:sz w:val="32"/>
-          <w:szCs w:val="32"/>
-        </w:rPr>
-        <w:t>Carbon Footprint (kg CO₂-eq</w:t>
-      </w:r>
-      <w:proofErr w:type="gramStart"/>
-      <w:r>
-        <w:rPr>
-          <w:rStyle w:val="katex-mathml"/>
-          <w:sz w:val="32"/>
-          <w:szCs w:val="32"/>
-        </w:rPr>
-        <w:t>)=</w:t>
-      </w:r>
-      <w:proofErr w:type="gramEnd"/>
-    </w:p>
-    <w:p>
-      <w:pPr>
-        <w:spacing w:after="0"/>
-        <w:rPr>
-          <w:rStyle w:val="katex-mathml"/>
-          <w:sz w:val="32"/>
-          <w:szCs w:val="32"/>
-        </w:rPr>
-      </w:pPr>
-      <w:proofErr w:type="gramStart"/>
-      <w:r>
-        <w:rPr>
-          <w:rStyle w:val="katex-mathml"/>
-          <w:sz w:val="32"/>
-          <w:szCs w:val="32"/>
-        </w:rPr>
-        <w:t>∑(</w:t>
-      </w:r>
-      <w:proofErr w:type="gramEnd"/>
-      <w:r>
-        <w:rPr>
-          <w:rStyle w:val="katex-mathml"/>
-          <w:sz w:val="32"/>
-          <w:szCs w:val="32"/>
-        </w:rPr>
-        <w:t>Activity Quantity×Emission Factor)\text{Carbon Footprint (kg CO₂-eq)} =</w:t>
-      </w:r>
-    </w:p>
-    <w:p>
-      <w:pPr>
-        <w:spacing w:after="0"/>
-        <w:rPr>
-          <w:sz w:val="32"/>
-          <w:szCs w:val="32"/>
-        </w:rPr>
-      </w:pPr>
-      <w:r>
-        <w:rPr>
-          <w:rStyle w:val="katex-mathml"/>
-          <w:sz w:val="32"/>
-          <w:szCs w:val="32"/>
-        </w:rPr>
-        <w:t xml:space="preserve"> \sum (\text{Activity Quantity} \times \text{Emission Factor}</w:t>
-      </w:r>
-      <w:proofErr w:type="gramStart"/>
-      <w:r>
-        <w:rPr>
-          <w:rStyle w:val="katex-mathml"/>
-          <w:sz w:val="32"/>
-          <w:szCs w:val="32"/>
-        </w:rPr>
-        <w:t>)</w:t>
-      </w:r>
-      <w:r>
-        <w:rPr>
-          <w:rStyle w:val="mord"/>
-          <w:sz w:val="32"/>
-          <w:szCs w:val="32"/>
-        </w:rPr>
-        <w:t>Carbon</w:t>
-      </w:r>
-      <w:proofErr w:type="gramEnd"/>
-      <w:r>
-        <w:rPr>
-          <w:rStyle w:val="mord"/>
-          <w:sz w:val="32"/>
-          <w:szCs w:val="32"/>
-        </w:rPr>
-        <w:t> Footprint (kg CO₂-eq)</w:t>
-      </w:r>
-      <w:r>
-        <w:rPr>
-          <w:rStyle w:val="mrel"/>
-          <w:sz w:val="32"/>
-          <w:szCs w:val="32"/>
-        </w:rPr>
-        <w:t>=</w:t>
-      </w:r>
-      <w:r>
-        <w:rPr>
-          <w:rStyle w:val="mop"/>
-          <w:sz w:val="32"/>
-          <w:szCs w:val="32"/>
-        </w:rPr>
-        <w:t>∑</w:t>
-      </w:r>
-      <w:r>
-        <w:rPr>
-          <w:rStyle w:val="mopen"/>
-          <w:sz w:val="32"/>
-          <w:szCs w:val="32"/>
-        </w:rPr>
-        <w:t>(</w:t>
-      </w:r>
-      <w:r>
-        <w:rPr>
-          <w:rStyle w:val="mord"/>
-          <w:sz w:val="32"/>
-          <w:szCs w:val="32"/>
-        </w:rPr>
-        <w:t>Activity Quantity</w:t>
-      </w:r>
-      <w:r>
-        <w:rPr>
-          <w:rStyle w:val="mbin"/>
-          <w:sz w:val="32"/>
-          <w:szCs w:val="32"/>
-        </w:rPr>
-        <w:t>×</w:t>
-      </w:r>
-      <w:r>
-        <w:rPr>
-          <w:rStyle w:val="mord"/>
-          <w:sz w:val="32"/>
-          <w:szCs w:val="32"/>
-        </w:rPr>
-        <w:t>Emission Factor</w:t>
-      </w:r>
-      <w:r>
-        <w:rPr>
-          <w:rStyle w:val="mclose"/>
-          <w:sz w:val="32"/>
-          <w:szCs w:val="32"/>
-        </w:rPr>
-        <w:t>)</w:t>
-      </w:r>
-      <w:r>
-        <w:rPr>
-          <w:sz w:val="32"/>
-          <w:szCs w:val="32"/>
-        </w:rPr>
-        <w:t xml:space="preserve"> </w:t>
+          <w:lang w:eastAsia="en-IN"/>
+        </w:rPr>
+        <w:t xml:space="preserve">       </w:t>
+      </w:r>
+      <w:r>
+        <w:rPr>
+          <w:rFonts w:ascii="Times New Roman" w:eastAsia="Times New Roman" w:hAnsi="Times New Roman" w:cs="Times New Roman"/>
+          <w:b/>
+          <w:bCs/>
+          <w:sz w:val="36"/>
+          <w:szCs w:val="36"/>
+          <w:lang w:eastAsia="en-IN"/>
+        </w:rPr>
+        <w:t>Tools Used</w:t>
       </w:r>
     </w:p>
     <w:p>
@@ -1167,138 +1542,316 @@
         </w:numPr>
         <w:spacing w:before="100" w:beforeAutospacing="1" w:after="100" w:afterAutospacing="1" w:line="240" w:lineRule="auto"/>
         <w:rPr>
+          <w:rFonts w:ascii="Times New Roman" w:eastAsia="Times New Roman" w:hAnsi="Times New Roman" w:cs="Times New Roman"/>
+          <w:sz w:val="32"/>
+          <w:szCs w:val="32"/>
+          <w:lang w:eastAsia="en-IN"/>
+        </w:rPr>
+      </w:pPr>
+      <w:r>
+        <w:rPr>
+          <w:rFonts w:ascii="Times New Roman" w:eastAsia="Times New Roman" w:hAnsi="Times New Roman" w:cs="Times New Roman"/>
+          <w:b/>
+          <w:bCs/>
+          <w:sz w:val="32"/>
+          <w:szCs w:val="32"/>
+          <w:lang w:eastAsia="en-IN"/>
+        </w:rPr>
+        <w:t>Python</w:t>
+      </w:r>
+      <w:r>
+        <w:rPr>
+          <w:rFonts w:ascii="Times New Roman" w:eastAsia="Times New Roman" w:hAnsi="Times New Roman" w:cs="Times New Roman"/>
+          <w:sz w:val="32"/>
+          <w:szCs w:val="32"/>
+          <w:lang w:eastAsia="en-IN"/>
+        </w:rPr>
+        <w:t xml:space="preserve"> – Programming language </w:t>
+      </w:r>
+    </w:p>
+    <w:p>
+      <w:pPr>
+        <w:numPr>
+          <w:ilvl w:val="0"/>
+          <w:numId w:val="3"/>
+        </w:numPr>
+        <w:spacing w:before="100" w:beforeAutospacing="1" w:after="100" w:afterAutospacing="1" w:line="240" w:lineRule="auto"/>
+        <w:rPr>
+          <w:rFonts w:ascii="Times New Roman" w:eastAsia="Times New Roman" w:hAnsi="Times New Roman" w:cs="Times New Roman"/>
+          <w:sz w:val="32"/>
+          <w:szCs w:val="32"/>
+          <w:lang w:eastAsia="en-IN"/>
+        </w:rPr>
+      </w:pPr>
+      <w:r>
+        <w:rPr>
+          <w:rFonts w:ascii="Times New Roman" w:eastAsia="Times New Roman" w:hAnsi="Times New Roman" w:cs="Times New Roman"/>
+          <w:b/>
+          <w:bCs/>
+          <w:sz w:val="32"/>
+          <w:szCs w:val="32"/>
+          <w:lang w:eastAsia="en-IN"/>
+        </w:rPr>
+        <w:t xml:space="preserve">Google </w:t>
+      </w:r>
+      <w:proofErr w:type="spellStart"/>
+      <w:r>
+        <w:rPr>
+          <w:rFonts w:ascii="Times New Roman" w:eastAsia="Times New Roman" w:hAnsi="Times New Roman" w:cs="Times New Roman"/>
+          <w:b/>
+          <w:bCs/>
+          <w:sz w:val="32"/>
+          <w:szCs w:val="32"/>
+          <w:lang w:eastAsia="en-IN"/>
+        </w:rPr>
+        <w:t>Colab</w:t>
+      </w:r>
+      <w:proofErr w:type="spellEnd"/>
+      <w:r>
+        <w:rPr>
+          <w:rFonts w:ascii="Times New Roman" w:eastAsia="Times New Roman" w:hAnsi="Times New Roman" w:cs="Times New Roman"/>
+          <w:sz w:val="32"/>
+          <w:szCs w:val="32"/>
+          <w:lang w:eastAsia="en-IN"/>
+        </w:rPr>
+        <w:t xml:space="preserve"> – Cloud-based coding platform </w:t>
+      </w:r>
+    </w:p>
+    <w:p>
+      <w:pPr>
+        <w:numPr>
+          <w:ilvl w:val="0"/>
+          <w:numId w:val="3"/>
+        </w:numPr>
+        <w:spacing w:before="100" w:beforeAutospacing="1" w:after="100" w:afterAutospacing="1" w:line="240" w:lineRule="auto"/>
+        <w:rPr>
+          <w:rFonts w:ascii="Times New Roman" w:eastAsia="Times New Roman" w:hAnsi="Times New Roman" w:cs="Times New Roman"/>
+          <w:sz w:val="32"/>
+          <w:szCs w:val="32"/>
+          <w:lang w:eastAsia="en-IN"/>
+        </w:rPr>
+      </w:pPr>
+      <w:r>
+        <w:rPr>
+          <w:rFonts w:ascii="Times New Roman" w:eastAsia="Times New Roman" w:hAnsi="Times New Roman" w:cs="Times New Roman"/>
+          <w:b/>
+          <w:bCs/>
+          <w:sz w:val="32"/>
+          <w:szCs w:val="32"/>
+          <w:lang w:eastAsia="en-IN"/>
+        </w:rPr>
+        <w:t xml:space="preserve">Pandas &amp; </w:t>
+      </w:r>
+      <w:proofErr w:type="spellStart"/>
+      <w:r>
+        <w:rPr>
+          <w:rFonts w:ascii="Times New Roman" w:eastAsia="Times New Roman" w:hAnsi="Times New Roman" w:cs="Times New Roman"/>
+          <w:b/>
+          <w:bCs/>
+          <w:sz w:val="32"/>
+          <w:szCs w:val="32"/>
+          <w:lang w:eastAsia="en-IN"/>
+        </w:rPr>
+        <w:t>NumPy</w:t>
+      </w:r>
+      <w:proofErr w:type="spellEnd"/>
+      <w:r>
+        <w:rPr>
+          <w:rFonts w:ascii="Times New Roman" w:eastAsia="Times New Roman" w:hAnsi="Times New Roman" w:cs="Times New Roman"/>
+          <w:sz w:val="32"/>
+          <w:szCs w:val="32"/>
+          <w:lang w:eastAsia="en-IN"/>
+        </w:rPr>
+        <w:t xml:space="preserve"> – Data processing </w:t>
+      </w:r>
+    </w:p>
+    <w:p>
+      <w:pPr>
+        <w:numPr>
+          <w:ilvl w:val="0"/>
+          <w:numId w:val="3"/>
+        </w:numPr>
+        <w:spacing w:before="100" w:beforeAutospacing="1" w:after="100" w:afterAutospacing="1" w:line="240" w:lineRule="auto"/>
+        <w:rPr>
+          <w:rFonts w:ascii="Times New Roman" w:eastAsia="Times New Roman" w:hAnsi="Times New Roman" w:cs="Times New Roman"/>
+          <w:sz w:val="32"/>
+          <w:szCs w:val="32"/>
+          <w:lang w:eastAsia="en-IN"/>
+        </w:rPr>
+      </w:pPr>
+      <w:proofErr w:type="spellStart"/>
+      <w:r>
+        <w:rPr>
+          <w:rFonts w:ascii="Times New Roman" w:eastAsia="Times New Roman" w:hAnsi="Times New Roman" w:cs="Times New Roman"/>
+          <w:b/>
+          <w:bCs/>
+          <w:sz w:val="32"/>
+          <w:szCs w:val="32"/>
+          <w:lang w:eastAsia="en-IN"/>
+        </w:rPr>
+        <w:t>Matplotlib</w:t>
+      </w:r>
+      <w:proofErr w:type="spellEnd"/>
+      <w:r>
+        <w:rPr>
+          <w:rFonts w:ascii="Times New Roman" w:eastAsia="Times New Roman" w:hAnsi="Times New Roman" w:cs="Times New Roman"/>
+          <w:b/>
+          <w:bCs/>
+          <w:sz w:val="32"/>
+          <w:szCs w:val="32"/>
+          <w:lang w:eastAsia="en-IN"/>
+        </w:rPr>
+        <w:t xml:space="preserve"> / </w:t>
+      </w:r>
+      <w:proofErr w:type="spellStart"/>
+      <w:r>
+        <w:rPr>
+          <w:rFonts w:ascii="Times New Roman" w:eastAsia="Times New Roman" w:hAnsi="Times New Roman" w:cs="Times New Roman"/>
+          <w:b/>
+          <w:bCs/>
+          <w:sz w:val="32"/>
+          <w:szCs w:val="32"/>
+          <w:lang w:eastAsia="en-IN"/>
+        </w:rPr>
+        <w:t>Seaborn</w:t>
+      </w:r>
+      <w:proofErr w:type="spellEnd"/>
+      <w:r>
+        <w:rPr>
+          <w:rFonts w:ascii="Times New Roman" w:eastAsia="Times New Roman" w:hAnsi="Times New Roman" w:cs="Times New Roman"/>
+          <w:sz w:val="32"/>
+          <w:szCs w:val="32"/>
+          <w:lang w:eastAsia="en-IN"/>
+        </w:rPr>
+        <w:t xml:space="preserve"> – Data visualization </w:t>
+      </w:r>
+    </w:p>
+    <w:p>
+      <w:pPr>
+        <w:numPr>
+          <w:ilvl w:val="0"/>
+          <w:numId w:val="3"/>
+        </w:numPr>
+        <w:spacing w:before="100" w:beforeAutospacing="1" w:after="100" w:afterAutospacing="1" w:line="240" w:lineRule="auto"/>
+        <w:rPr>
+          <w:rFonts w:ascii="Times New Roman" w:eastAsia="Times New Roman" w:hAnsi="Times New Roman" w:cs="Times New Roman"/>
+          <w:sz w:val="32"/>
+          <w:szCs w:val="32"/>
+          <w:lang w:eastAsia="en-IN"/>
+        </w:rPr>
+      </w:pPr>
+      <w:proofErr w:type="spellStart"/>
+      <w:r>
+        <w:rPr>
+          <w:rFonts w:ascii="Times New Roman" w:eastAsia="Times New Roman" w:hAnsi="Times New Roman" w:cs="Times New Roman"/>
+          <w:b/>
+          <w:bCs/>
+          <w:sz w:val="32"/>
+          <w:szCs w:val="32"/>
+          <w:lang w:eastAsia="en-IN"/>
+        </w:rPr>
+        <w:t>Scikit</w:t>
+      </w:r>
+      <w:proofErr w:type="spellEnd"/>
+      <w:r>
+        <w:rPr>
+          <w:rFonts w:ascii="Times New Roman" w:eastAsia="Times New Roman" w:hAnsi="Times New Roman" w:cs="Times New Roman"/>
+          <w:b/>
+          <w:bCs/>
+          <w:sz w:val="32"/>
+          <w:szCs w:val="32"/>
+          <w:lang w:eastAsia="en-IN"/>
+        </w:rPr>
+        <w:t>-learn</w:t>
+      </w:r>
+      <w:r>
+        <w:rPr>
+          <w:rFonts w:ascii="Times New Roman" w:eastAsia="Times New Roman" w:hAnsi="Times New Roman" w:cs="Times New Roman"/>
+          <w:sz w:val="32"/>
+          <w:szCs w:val="32"/>
+          <w:lang w:eastAsia="en-IN"/>
+        </w:rPr>
+        <w:t xml:space="preserve"> – Machine learning models </w:t>
+      </w:r>
+    </w:p>
+    <w:p>
+      <w:pPr>
+        <w:spacing w:after="0" w:line="240" w:lineRule="auto"/>
+        <w:rPr>
+          <w:rFonts w:ascii="Times New Roman" w:eastAsia="Times New Roman" w:hAnsi="Times New Roman" w:cs="Times New Roman"/>
+          <w:sz w:val="24"/>
+          <w:szCs w:val="24"/>
+          <w:lang w:eastAsia="en-IN"/>
+        </w:rPr>
+      </w:pPr>
+    </w:p>
+    <w:p>
+      <w:pPr>
+        <w:spacing w:before="100" w:beforeAutospacing="1" w:after="100" w:afterAutospacing="1" w:line="240" w:lineRule="auto"/>
+        <w:jc w:val="center"/>
+        <w:outlineLvl w:val="0"/>
+        <w:rPr>
+          <w:rFonts w:ascii="Times New Roman" w:eastAsia="Times New Roman" w:hAnsi="Times New Roman" w:cs="Times New Roman"/>
+          <w:b/>
+          <w:bCs/>
+          <w:kern w:val="36"/>
+          <w:sz w:val="48"/>
+          <w:szCs w:val="48"/>
+          <w:lang w:eastAsia="en-IN"/>
+        </w:rPr>
+      </w:pPr>
+    </w:p>
+    <w:p>
+      <w:pPr>
+        <w:spacing w:before="100" w:beforeAutospacing="1" w:after="100" w:afterAutospacing="1" w:line="240" w:lineRule="auto"/>
+        <w:jc w:val="center"/>
+        <w:outlineLvl w:val="0"/>
+        <w:rPr>
+          <w:rFonts w:ascii="Times New Roman" w:eastAsia="Times New Roman" w:hAnsi="Times New Roman" w:cs="Times New Roman"/>
+          <w:b/>
+          <w:bCs/>
+          <w:kern w:val="36"/>
+          <w:sz w:val="48"/>
+          <w:szCs w:val="48"/>
+          <w:lang w:eastAsia="en-IN"/>
+        </w:rPr>
+      </w:pPr>
+      <w:r>
+        <w:rPr>
+          <w:rFonts w:ascii="Times New Roman" w:eastAsia="Times New Roman" w:hAnsi="Times New Roman" w:cs="Times New Roman"/>
+          <w:b/>
+          <w:bCs/>
+          <w:kern w:val="36"/>
+          <w:sz w:val="48"/>
+          <w:szCs w:val="48"/>
+          <w:lang w:eastAsia="en-IN"/>
+        </w:rPr>
+        <w:t>4. Results &amp; Insights</w:t>
+      </w:r>
+    </w:p>
+    <w:p>
+      <w:pPr>
+        <w:spacing w:before="100" w:beforeAutospacing="1" w:after="100" w:afterAutospacing="1" w:line="240" w:lineRule="auto"/>
+        <w:outlineLvl w:val="2"/>
+        <w:rPr>
+          <w:rFonts w:ascii="Times New Roman" w:eastAsia="Times New Roman" w:hAnsi="Times New Roman" w:cs="Times New Roman"/>
+          <w:b/>
+          <w:bCs/>
           <w:sz w:val="36"/>
           <w:szCs w:val="36"/>
-        </w:rPr>
-      </w:pPr>
-      <w:r>
-        <w:rPr>
+          <w:lang w:eastAsia="en-IN"/>
+        </w:rPr>
+      </w:pPr>
+      <w:r>
+        <w:rPr>
+          <w:rFonts w:ascii="Times New Roman" w:eastAsia="Times New Roman" w:hAnsi="Times New Roman" w:cs="Times New Roman"/>
+          <w:b/>
+          <w:bCs/>
           <w:sz w:val="36"/>
           <w:szCs w:val="36"/>
-        </w:rPr>
-        <w:t xml:space="preserve">Python workflow: </w:t>
-      </w:r>
-    </w:p>
-    <w:p>
-      <w:pPr>
-        <w:numPr>
-          <w:ilvl w:val="1"/>
-          <w:numId w:val="3"/>
-        </w:numPr>
-        <w:spacing w:before="100" w:beforeAutospacing="1" w:after="100" w:afterAutospacing="1" w:line="240" w:lineRule="auto"/>
-        <w:rPr>
-          <w:sz w:val="36"/>
-          <w:szCs w:val="36"/>
-        </w:rPr>
-      </w:pPr>
-      <w:r>
-        <w:rPr>
-          <w:rStyle w:val="Strong"/>
-          <w:sz w:val="36"/>
-          <w:szCs w:val="36"/>
-        </w:rPr>
-        <w:t>Pandas:</w:t>
-      </w:r>
-      <w:r>
-        <w:rPr>
-          <w:sz w:val="36"/>
-          <w:szCs w:val="36"/>
-        </w:rPr>
-        <w:t xml:space="preserve"> For cleaning, processing, and organizing farm data </w:t>
-      </w:r>
-    </w:p>
-    <w:p>
-      <w:pPr>
-        <w:numPr>
-          <w:ilvl w:val="1"/>
-          <w:numId w:val="3"/>
-        </w:numPr>
-        <w:spacing w:before="100" w:beforeAutospacing="1" w:after="100" w:afterAutospacing="1" w:line="240" w:lineRule="auto"/>
-        <w:rPr>
-          <w:sz w:val="36"/>
-          <w:szCs w:val="36"/>
-        </w:rPr>
-      </w:pPr>
-      <w:r>
-        <w:rPr>
-          <w:rStyle w:val="Strong"/>
-          <w:sz w:val="36"/>
-          <w:szCs w:val="36"/>
-        </w:rPr>
-        <w:t>NumPy:</w:t>
-      </w:r>
-      <w:r>
-        <w:rPr>
-          <w:sz w:val="36"/>
-          <w:szCs w:val="36"/>
-        </w:rPr>
-        <w:t xml:space="preserve"> For efficient numerical calculations </w:t>
-      </w:r>
-    </w:p>
-    <w:p>
-      <w:pPr>
-        <w:numPr>
-          <w:ilvl w:val="1"/>
-          <w:numId w:val="3"/>
-        </w:numPr>
-        <w:spacing w:before="100" w:beforeAutospacing="1" w:after="100" w:afterAutospacing="1" w:line="240" w:lineRule="auto"/>
-        <w:rPr>
-          <w:sz w:val="36"/>
-          <w:szCs w:val="36"/>
-        </w:rPr>
-      </w:pPr>
-      <w:r>
-        <w:rPr>
-          <w:rStyle w:val="Strong"/>
-          <w:sz w:val="36"/>
-          <w:szCs w:val="36"/>
-        </w:rPr>
-        <w:t>Matplotlib &amp; Seaborn:</w:t>
-      </w:r>
-      <w:r>
-        <w:rPr>
-          <w:sz w:val="36"/>
-          <w:szCs w:val="36"/>
-        </w:rPr>
-        <w:t xml:space="preserve"> To visualize emissions per activity and identify hotspots </w:t>
-      </w:r>
-    </w:p>
-    <w:p>
-      <w:pPr>
-        <w:numPr>
-          <w:ilvl w:val="1"/>
-          <w:numId w:val="3"/>
-        </w:numPr>
-        <w:spacing w:before="100" w:beforeAutospacing="1" w:after="100" w:afterAutospacing="1" w:line="240" w:lineRule="auto"/>
-        <w:rPr>
-          <w:sz w:val="36"/>
-          <w:szCs w:val="36"/>
-        </w:rPr>
-      </w:pPr>
-      <w:r>
-        <w:rPr>
-          <w:sz w:val="36"/>
-          <w:szCs w:val="36"/>
-        </w:rPr>
-        <w:t xml:space="preserve">Scenario analysis for comparing conventional vs. low-carbon farming practices </w:t>
-      </w:r>
-    </w:p>
-    <w:p>
-      <w:pPr>
-        <w:pStyle w:val="NormalWeb"/>
-        <w:rPr>
-          <w:sz w:val="36"/>
-          <w:szCs w:val="36"/>
-        </w:rPr>
-      </w:pPr>
-      <w:r>
-        <w:rPr>
-          <w:rStyle w:val="Strong"/>
-          <w:sz w:val="36"/>
-          <w:szCs w:val="36"/>
-        </w:rPr>
-        <w:lastRenderedPageBreak/>
-        <w:t>Tools:</w:t>
+          <w:lang w:eastAsia="en-IN"/>
+        </w:rPr>
+        <w:t>Key Outputs</w:t>
       </w:r>
     </w:p>
     <w:p>
@@ -1309,42 +1862,20 @@
         </w:numPr>
         <w:spacing w:before="100" w:beforeAutospacing="1" w:after="100" w:afterAutospacing="1" w:line="240" w:lineRule="auto"/>
         <w:rPr>
-          <w:sz w:val="36"/>
-          <w:szCs w:val="36"/>
-        </w:rPr>
-      </w:pPr>
-      <w:r>
-        <w:rPr>
-          <w:rStyle w:val="Strong"/>
-          <w:sz w:val="36"/>
-          <w:szCs w:val="36"/>
-        </w:rPr>
-        <w:t xml:space="preserve">Google </w:t>
-      </w:r>
-      <w:proofErr w:type="spellStart"/>
-      <w:r>
-        <w:rPr>
-          <w:rStyle w:val="Strong"/>
-          <w:sz w:val="36"/>
-          <w:szCs w:val="36"/>
-        </w:rPr>
-        <w:t>Colab</w:t>
-      </w:r>
-      <w:proofErr w:type="spellEnd"/>
-      <w:r>
-        <w:rPr>
-          <w:rStyle w:val="Strong"/>
-          <w:sz w:val="36"/>
-          <w:szCs w:val="36"/>
-        </w:rPr>
-        <w:t>:</w:t>
-      </w:r>
-      <w:r>
-        <w:rPr>
-          <w:sz w:val="36"/>
-          <w:szCs w:val="36"/>
-        </w:rPr>
-        <w:t xml:space="preserve"> Cloud-based Python environment for code execution </w:t>
+          <w:rFonts w:ascii="Times New Roman" w:eastAsia="Times New Roman" w:hAnsi="Times New Roman" w:cs="Times New Roman"/>
+          <w:sz w:val="32"/>
+          <w:szCs w:val="32"/>
+          <w:lang w:eastAsia="en-IN"/>
+        </w:rPr>
+      </w:pPr>
+      <w:r>
+        <w:rPr>
+          <w:rFonts w:ascii="Times New Roman" w:eastAsia="Times New Roman" w:hAnsi="Times New Roman" w:cs="Times New Roman"/>
+          <w:sz w:val="32"/>
+          <w:szCs w:val="32"/>
+          <w:lang w:eastAsia="en-IN"/>
+        </w:rPr>
+        <w:t xml:space="preserve">Classification of animal health status (Healthy / Unhealthy) </w:t>
       </w:r>
     </w:p>
     <w:p>
@@ -1355,24 +1886,20 @@
         </w:numPr>
         <w:spacing w:before="100" w:beforeAutospacing="1" w:after="100" w:afterAutospacing="1" w:line="240" w:lineRule="auto"/>
         <w:rPr>
-          <w:sz w:val="36"/>
-          <w:szCs w:val="36"/>
-        </w:rPr>
-      </w:pPr>
-      <w:r>
-        <w:rPr>
-          <w:rStyle w:val="Strong"/>
-          <w:sz w:val="36"/>
-          <w:szCs w:val="36"/>
-        </w:rPr>
-        <w:t>Python Libraries:</w:t>
-      </w:r>
-      <w:r>
-        <w:rPr>
-          <w:sz w:val="36"/>
-          <w:szCs w:val="36"/>
-        </w:rPr>
-        <w:t xml:space="preserve"> Pandas, NumPy, Matplotlib, Seaborn </w:t>
+          <w:rFonts w:ascii="Times New Roman" w:eastAsia="Times New Roman" w:hAnsi="Times New Roman" w:cs="Times New Roman"/>
+          <w:sz w:val="32"/>
+          <w:szCs w:val="32"/>
+          <w:lang w:eastAsia="en-IN"/>
+        </w:rPr>
+      </w:pPr>
+      <w:r>
+        <w:rPr>
+          <w:rFonts w:ascii="Times New Roman" w:eastAsia="Times New Roman" w:hAnsi="Times New Roman" w:cs="Times New Roman"/>
+          <w:sz w:val="32"/>
+          <w:szCs w:val="32"/>
+          <w:lang w:eastAsia="en-IN"/>
+        </w:rPr>
+        <w:t xml:space="preserve">Prediction accuracy (e.g., 85–95%) </w:t>
       </w:r>
     </w:p>
     <w:p>
@@ -1383,59 +1910,83 @@
         </w:numPr>
         <w:spacing w:before="100" w:beforeAutospacing="1" w:after="100" w:afterAutospacing="1" w:line="240" w:lineRule="auto"/>
         <w:rPr>
+          <w:rFonts w:ascii="Times New Roman" w:eastAsia="Times New Roman" w:hAnsi="Times New Roman" w:cs="Times New Roman"/>
+          <w:sz w:val="32"/>
+          <w:szCs w:val="32"/>
+          <w:lang w:eastAsia="en-IN"/>
+        </w:rPr>
+      </w:pPr>
+      <w:r>
+        <w:rPr>
+          <w:rFonts w:ascii="Times New Roman" w:eastAsia="Times New Roman" w:hAnsi="Times New Roman" w:cs="Times New Roman"/>
+          <w:sz w:val="32"/>
+          <w:szCs w:val="32"/>
+          <w:lang w:eastAsia="en-IN"/>
+        </w:rPr>
+        <w:t xml:space="preserve">Graphs showing temperature and activity trends </w:t>
+      </w:r>
+    </w:p>
+    <w:p>
+      <w:pPr>
+        <w:numPr>
+          <w:ilvl w:val="0"/>
+          <w:numId w:val="4"/>
+        </w:numPr>
+        <w:spacing w:before="100" w:beforeAutospacing="1" w:after="100" w:afterAutospacing="1" w:line="240" w:lineRule="auto"/>
+        <w:rPr>
+          <w:rFonts w:ascii="Times New Roman" w:eastAsia="Times New Roman" w:hAnsi="Times New Roman" w:cs="Times New Roman"/>
+          <w:sz w:val="32"/>
+          <w:szCs w:val="32"/>
+          <w:lang w:eastAsia="en-IN"/>
+        </w:rPr>
+      </w:pPr>
+      <w:r>
+        <w:rPr>
+          <w:rFonts w:ascii="Times New Roman" w:eastAsia="Times New Roman" w:hAnsi="Times New Roman" w:cs="Times New Roman"/>
+          <w:sz w:val="32"/>
+          <w:szCs w:val="32"/>
+          <w:lang w:eastAsia="en-IN"/>
+        </w:rPr>
+        <w:t xml:space="preserve">Alerts for abnormal conditions </w:t>
+      </w:r>
+    </w:p>
+    <w:p>
+      <w:pPr>
+        <w:spacing w:before="100" w:beforeAutospacing="1" w:after="100" w:afterAutospacing="1" w:line="240" w:lineRule="auto"/>
+        <w:outlineLvl w:val="2"/>
+        <w:rPr>
+          <w:rFonts w:ascii="Times New Roman" w:eastAsia="Times New Roman" w:hAnsi="Times New Roman" w:cs="Times New Roman"/>
+          <w:b/>
+          <w:bCs/>
           <w:sz w:val="36"/>
           <w:szCs w:val="36"/>
-        </w:rPr>
-      </w:pPr>
-      <w:r>
-        <w:rPr>
-          <w:rStyle w:val="Strong"/>
+          <w:lang w:eastAsia="en-IN"/>
+        </w:rPr>
+      </w:pPr>
+    </w:p>
+    <w:p>
+      <w:pPr>
+        <w:spacing w:before="100" w:beforeAutospacing="1" w:after="100" w:afterAutospacing="1" w:line="240" w:lineRule="auto"/>
+        <w:outlineLvl w:val="2"/>
+        <w:rPr>
+          <w:rFonts w:ascii="Times New Roman" w:eastAsia="Times New Roman" w:hAnsi="Times New Roman" w:cs="Times New Roman"/>
+          <w:b/>
+          <w:bCs/>
           <w:sz w:val="36"/>
           <w:szCs w:val="36"/>
-        </w:rPr>
-        <w:t>Data Sources:</w:t>
-      </w:r>
-      <w:r>
-        <w:rPr>
+          <w:lang w:eastAsia="en-IN"/>
+        </w:rPr>
+      </w:pPr>
+      <w:r>
+        <w:rPr>
+          <w:rFonts w:ascii="Times New Roman" w:eastAsia="Times New Roman" w:hAnsi="Times New Roman" w:cs="Times New Roman"/>
+          <w:b/>
+          <w:bCs/>
           <w:sz w:val="36"/>
           <w:szCs w:val="36"/>
-        </w:rPr>
-        <w:t xml:space="preserve"> IPCC Emission Factor Database, FAOSTAT, local farm datasets </w:t>
-      </w:r>
-    </w:p>
-    <w:p>
-      <w:pPr>
-        <w:spacing w:after="0"/>
-      </w:pPr>
-    </w:p>
-    <w:p>
-      <w:pPr>
-        <w:pStyle w:val="Heading2"/>
-      </w:pPr>
-      <w:r>
-        <w:rPr>
-          <w:rStyle w:val="Strong"/>
-          <w:b/>
-          <w:bCs/>
-        </w:rPr>
-        <w:t>4. Results &amp; Insights</w:t>
-      </w:r>
-    </w:p>
-    <w:p>
-      <w:pPr>
-        <w:pStyle w:val="NormalWeb"/>
-        <w:rPr>
-          <w:sz w:val="32"/>
-          <w:szCs w:val="32"/>
-        </w:rPr>
-      </w:pPr>
-      <w:r>
-        <w:rPr>
-          <w:rStyle w:val="Strong"/>
-          <w:sz w:val="32"/>
-          <w:szCs w:val="32"/>
-        </w:rPr>
-        <w:t>Key Outputs:</w:t>
+          <w:lang w:eastAsia="en-IN"/>
+        </w:rPr>
+        <w:t>Observations</w:t>
       </w:r>
     </w:p>
     <w:p>
@@ -1446,16 +1997,20 @@
         </w:numPr>
         <w:spacing w:before="100" w:beforeAutospacing="1" w:after="100" w:afterAutospacing="1" w:line="240" w:lineRule="auto"/>
         <w:rPr>
-          <w:sz w:val="32"/>
-          <w:szCs w:val="32"/>
-        </w:rPr>
-      </w:pPr>
-      <w:r>
-        <w:rPr>
-          <w:sz w:val="32"/>
-          <w:szCs w:val="32"/>
-        </w:rPr>
-        <w:t xml:space="preserve">Total carbon footprint per farm and per hectare for different crops </w:t>
+          <w:rFonts w:ascii="Times New Roman" w:eastAsia="Times New Roman" w:hAnsi="Times New Roman" w:cs="Times New Roman"/>
+          <w:sz w:val="32"/>
+          <w:szCs w:val="32"/>
+          <w:lang w:eastAsia="en-IN"/>
+        </w:rPr>
+      </w:pPr>
+      <w:r>
+        <w:rPr>
+          <w:rFonts w:ascii="Times New Roman" w:eastAsia="Times New Roman" w:hAnsi="Times New Roman" w:cs="Times New Roman"/>
+          <w:sz w:val="32"/>
+          <w:szCs w:val="32"/>
+          <w:lang w:eastAsia="en-IN"/>
+        </w:rPr>
+        <w:t xml:space="preserve">Sudden increase in temperature indicates possible infection </w:t>
       </w:r>
     </w:p>
     <w:p>
@@ -1466,16 +2021,20 @@
         </w:numPr>
         <w:spacing w:before="100" w:beforeAutospacing="1" w:after="100" w:afterAutospacing="1" w:line="240" w:lineRule="auto"/>
         <w:rPr>
-          <w:sz w:val="32"/>
-          <w:szCs w:val="32"/>
-        </w:rPr>
-      </w:pPr>
-      <w:r>
-        <w:rPr>
-          <w:sz w:val="32"/>
-          <w:szCs w:val="32"/>
-        </w:rPr>
-        <w:t xml:space="preserve">Contribution of each activity (fertilizer, irrigation, machinery, livestock) to overall emissions </w:t>
+          <w:rFonts w:ascii="Times New Roman" w:eastAsia="Times New Roman" w:hAnsi="Times New Roman" w:cs="Times New Roman"/>
+          <w:sz w:val="32"/>
+          <w:szCs w:val="32"/>
+          <w:lang w:eastAsia="en-IN"/>
+        </w:rPr>
+      </w:pPr>
+      <w:r>
+        <w:rPr>
+          <w:rFonts w:ascii="Times New Roman" w:eastAsia="Times New Roman" w:hAnsi="Times New Roman" w:cs="Times New Roman"/>
+          <w:sz w:val="32"/>
+          <w:szCs w:val="32"/>
+          <w:lang w:eastAsia="en-IN"/>
+        </w:rPr>
+        <w:t xml:space="preserve">Reduced activity level may signal illness or weakness </w:t>
       </w:r>
     </w:p>
     <w:p>
@@ -1486,33 +2045,263 @@
         </w:numPr>
         <w:spacing w:before="100" w:beforeAutospacing="1" w:after="100" w:afterAutospacing="1" w:line="240" w:lineRule="auto"/>
         <w:rPr>
-          <w:sz w:val="32"/>
-          <w:szCs w:val="32"/>
-        </w:rPr>
-      </w:pPr>
-      <w:r>
-        <w:rPr>
-          <w:sz w:val="32"/>
-          <w:szCs w:val="32"/>
-        </w:rPr>
-        <w:t xml:space="preserve">Emission reductions under sustainable farming scenarios </w:t>
-      </w:r>
-    </w:p>
-    <w:p>
-      <w:pPr>
-        <w:pStyle w:val="NormalWeb"/>
-        <w:rPr>
-          <w:sz w:val="32"/>
-          <w:szCs w:val="32"/>
-        </w:rPr>
-      </w:pPr>
-      <w:r>
-        <w:rPr>
-          <w:rStyle w:val="Strong"/>
-          <w:sz w:val="32"/>
-          <w:szCs w:val="32"/>
-        </w:rPr>
-        <w:t>Observations:</w:t>
+          <w:rFonts w:ascii="Times New Roman" w:eastAsia="Times New Roman" w:hAnsi="Times New Roman" w:cs="Times New Roman"/>
+          <w:sz w:val="32"/>
+          <w:szCs w:val="32"/>
+          <w:lang w:eastAsia="en-IN"/>
+        </w:rPr>
+      </w:pPr>
+      <w:r>
+        <w:rPr>
+          <w:rFonts w:ascii="Times New Roman" w:eastAsia="Times New Roman" w:hAnsi="Times New Roman" w:cs="Times New Roman"/>
+          <w:sz w:val="32"/>
+          <w:szCs w:val="32"/>
+          <w:lang w:eastAsia="en-IN"/>
+        </w:rPr>
+        <w:t xml:space="preserve">Machine learning models can effectively detect early signs of disease </w:t>
+      </w:r>
+    </w:p>
+    <w:p>
+      <w:pPr>
+        <w:numPr>
+          <w:ilvl w:val="0"/>
+          <w:numId w:val="5"/>
+        </w:numPr>
+        <w:spacing w:before="100" w:beforeAutospacing="1" w:after="100" w:afterAutospacing="1" w:line="240" w:lineRule="auto"/>
+        <w:rPr>
+          <w:rFonts w:ascii="Times New Roman" w:eastAsia="Times New Roman" w:hAnsi="Times New Roman" w:cs="Times New Roman"/>
+          <w:sz w:val="32"/>
+          <w:szCs w:val="32"/>
+          <w:lang w:eastAsia="en-IN"/>
+        </w:rPr>
+      </w:pPr>
+      <w:r>
+        <w:rPr>
+          <w:rFonts w:ascii="Times New Roman" w:eastAsia="Times New Roman" w:hAnsi="Times New Roman" w:cs="Times New Roman"/>
+          <w:sz w:val="32"/>
+          <w:szCs w:val="32"/>
+          <w:lang w:eastAsia="en-IN"/>
+        </w:rPr>
+        <w:t xml:space="preserve">Automated systems reduce human error and improve monitoring efficiency </w:t>
+      </w:r>
+    </w:p>
+    <w:p>
+      <w:pPr>
+        <w:spacing w:after="0" w:line="240" w:lineRule="auto"/>
+        <w:rPr>
+          <w:rFonts w:ascii="Times New Roman" w:eastAsia="Times New Roman" w:hAnsi="Times New Roman" w:cs="Times New Roman"/>
+          <w:sz w:val="32"/>
+          <w:szCs w:val="32"/>
+          <w:lang w:eastAsia="en-IN"/>
+        </w:rPr>
+      </w:pPr>
+    </w:p>
+    <w:p>
+      <w:pPr>
+        <w:spacing w:before="100" w:beforeAutospacing="1" w:after="100" w:afterAutospacing="1" w:line="240" w:lineRule="auto"/>
+        <w:outlineLvl w:val="0"/>
+        <w:rPr>
+          <w:rFonts w:ascii="Times New Roman" w:eastAsia="Times New Roman" w:hAnsi="Times New Roman" w:cs="Times New Roman"/>
+          <w:b/>
+          <w:bCs/>
+          <w:kern w:val="36"/>
+          <w:sz w:val="48"/>
+          <w:szCs w:val="48"/>
+          <w:lang w:eastAsia="en-IN"/>
+        </w:rPr>
+      </w:pPr>
+    </w:p>
+    <w:p>
+      <w:pPr>
+        <w:spacing w:before="100" w:beforeAutospacing="1" w:after="100" w:afterAutospacing="1" w:line="240" w:lineRule="auto"/>
+        <w:outlineLvl w:val="0"/>
+        <w:rPr>
+          <w:rFonts w:ascii="Times New Roman" w:eastAsia="Times New Roman" w:hAnsi="Times New Roman" w:cs="Times New Roman"/>
+          <w:b/>
+          <w:bCs/>
+          <w:kern w:val="36"/>
+          <w:sz w:val="48"/>
+          <w:szCs w:val="48"/>
+          <w:lang w:eastAsia="en-IN"/>
+        </w:rPr>
+      </w:pPr>
+    </w:p>
+    <w:p>
+      <w:pPr>
+        <w:spacing w:before="100" w:beforeAutospacing="1" w:after="100" w:afterAutospacing="1" w:line="240" w:lineRule="auto"/>
+        <w:jc w:val="center"/>
+        <w:outlineLvl w:val="0"/>
+        <w:rPr>
+          <w:rFonts w:ascii="Times New Roman" w:eastAsia="Times New Roman" w:hAnsi="Times New Roman" w:cs="Times New Roman"/>
+          <w:b/>
+          <w:bCs/>
+          <w:kern w:val="36"/>
+          <w:sz w:val="48"/>
+          <w:szCs w:val="48"/>
+          <w:lang w:eastAsia="en-IN"/>
+        </w:rPr>
+      </w:pPr>
+    </w:p>
+    <w:p>
+      <w:pPr>
+        <w:spacing w:before="100" w:beforeAutospacing="1" w:after="100" w:afterAutospacing="1" w:line="240" w:lineRule="auto"/>
+        <w:jc w:val="center"/>
+        <w:outlineLvl w:val="0"/>
+        <w:rPr>
+          <w:rFonts w:ascii="Times New Roman" w:eastAsia="Times New Roman" w:hAnsi="Times New Roman" w:cs="Times New Roman"/>
+          <w:b/>
+          <w:bCs/>
+          <w:kern w:val="36"/>
+          <w:sz w:val="48"/>
+          <w:szCs w:val="48"/>
+          <w:lang w:eastAsia="en-IN"/>
+        </w:rPr>
+      </w:pPr>
+    </w:p>
+    <w:p>
+      <w:pPr>
+        <w:spacing w:before="100" w:beforeAutospacing="1" w:after="100" w:afterAutospacing="1" w:line="240" w:lineRule="auto"/>
+        <w:jc w:val="center"/>
+        <w:outlineLvl w:val="0"/>
+        <w:rPr>
+          <w:rFonts w:ascii="Times New Roman" w:eastAsia="Times New Roman" w:hAnsi="Times New Roman" w:cs="Times New Roman"/>
+          <w:b/>
+          <w:bCs/>
+          <w:kern w:val="36"/>
+          <w:sz w:val="48"/>
+          <w:szCs w:val="48"/>
+          <w:lang w:eastAsia="en-IN"/>
+        </w:rPr>
+      </w:pPr>
+      <w:r>
+        <w:rPr>
+          <w:rFonts w:ascii="Times New Roman" w:eastAsia="Times New Roman" w:hAnsi="Times New Roman" w:cs="Times New Roman"/>
+          <w:b/>
+          <w:bCs/>
+          <w:kern w:val="36"/>
+          <w:sz w:val="48"/>
+          <w:szCs w:val="48"/>
+          <w:lang w:eastAsia="en-IN"/>
+        </w:rPr>
+        <w:t>5. Conclusion</w:t>
+      </w:r>
+    </w:p>
+    <w:p>
+      <w:pPr>
+        <w:spacing w:before="100" w:beforeAutospacing="1" w:after="100" w:afterAutospacing="1" w:line="240" w:lineRule="auto"/>
+        <w:outlineLvl w:val="2"/>
+        <w:rPr>
+          <w:rFonts w:ascii="Times New Roman" w:eastAsia="Times New Roman" w:hAnsi="Times New Roman" w:cs="Times New Roman"/>
+          <w:b/>
+          <w:bCs/>
+          <w:sz w:val="36"/>
+          <w:szCs w:val="36"/>
+          <w:lang w:eastAsia="en-IN"/>
+        </w:rPr>
+      </w:pPr>
+    </w:p>
+    <w:p>
+      <w:pPr>
+        <w:spacing w:before="100" w:beforeAutospacing="1" w:after="100" w:afterAutospacing="1" w:line="240" w:lineRule="auto"/>
+        <w:outlineLvl w:val="2"/>
+        <w:rPr>
+          <w:rFonts w:ascii="Times New Roman" w:eastAsia="Times New Roman" w:hAnsi="Times New Roman" w:cs="Times New Roman"/>
+          <w:b/>
+          <w:bCs/>
+          <w:sz w:val="36"/>
+          <w:szCs w:val="36"/>
+          <w:lang w:eastAsia="en-IN"/>
+        </w:rPr>
+      </w:pPr>
+      <w:r>
+        <w:rPr>
+          <w:rFonts w:ascii="Times New Roman" w:eastAsia="Times New Roman" w:hAnsi="Times New Roman" w:cs="Times New Roman"/>
+          <w:b/>
+          <w:bCs/>
+          <w:sz w:val="36"/>
+          <w:szCs w:val="36"/>
+          <w:lang w:eastAsia="en-IN"/>
+        </w:rPr>
+        <w:t>Summary of Findings</w:t>
+      </w:r>
+    </w:p>
+    <w:p>
+      <w:pPr>
+        <w:spacing w:before="100" w:beforeAutospacing="1" w:after="100" w:afterAutospacing="1" w:line="240" w:lineRule="auto"/>
+        <w:rPr>
+          <w:rFonts w:ascii="Times New Roman" w:eastAsia="Times New Roman" w:hAnsi="Times New Roman" w:cs="Times New Roman"/>
+          <w:sz w:val="32"/>
+          <w:szCs w:val="32"/>
+          <w:lang w:eastAsia="en-IN"/>
+        </w:rPr>
+      </w:pPr>
+      <w:r>
+        <w:rPr>
+          <w:rFonts w:ascii="Times New Roman" w:eastAsia="Times New Roman" w:hAnsi="Times New Roman" w:cs="Times New Roman"/>
+          <w:sz w:val="32"/>
+          <w:szCs w:val="32"/>
+          <w:lang w:eastAsia="en-IN"/>
+        </w:rPr>
+        <w:t xml:space="preserve">The study demonstrates that Python-based animal health monitoring systems can significantly improve livestock management. By </w:t>
+      </w:r>
+      <w:proofErr w:type="spellStart"/>
+      <w:r>
+        <w:rPr>
+          <w:rFonts w:ascii="Times New Roman" w:eastAsia="Times New Roman" w:hAnsi="Times New Roman" w:cs="Times New Roman"/>
+          <w:sz w:val="32"/>
+          <w:szCs w:val="32"/>
+          <w:lang w:eastAsia="en-IN"/>
+        </w:rPr>
+        <w:t>analyzing</w:t>
+      </w:r>
+      <w:proofErr w:type="spellEnd"/>
+      <w:r>
+        <w:rPr>
+          <w:rFonts w:ascii="Times New Roman" w:eastAsia="Times New Roman" w:hAnsi="Times New Roman" w:cs="Times New Roman"/>
+          <w:sz w:val="32"/>
+          <w:szCs w:val="32"/>
+          <w:lang w:eastAsia="en-IN"/>
+        </w:rPr>
+        <w:t xml:space="preserve"> real-time data, the system can detect diseases early and provide timely alerts to farmers. This reduces losses and enhances productivity.</w:t>
+      </w:r>
+    </w:p>
+    <w:p>
+      <w:pPr>
+        <w:spacing w:before="100" w:beforeAutospacing="1" w:after="100" w:afterAutospacing="1" w:line="240" w:lineRule="auto"/>
+        <w:outlineLvl w:val="2"/>
+        <w:rPr>
+          <w:rFonts w:ascii="Times New Roman" w:eastAsia="Times New Roman" w:hAnsi="Times New Roman" w:cs="Times New Roman"/>
+          <w:b/>
+          <w:bCs/>
+          <w:sz w:val="36"/>
+          <w:szCs w:val="36"/>
+          <w:lang w:eastAsia="en-IN"/>
+        </w:rPr>
+      </w:pPr>
+    </w:p>
+    <w:p>
+      <w:pPr>
+        <w:spacing w:before="100" w:beforeAutospacing="1" w:after="100" w:afterAutospacing="1" w:line="240" w:lineRule="auto"/>
+        <w:outlineLvl w:val="2"/>
+        <w:rPr>
+          <w:rFonts w:ascii="Times New Roman" w:eastAsia="Times New Roman" w:hAnsi="Times New Roman" w:cs="Times New Roman"/>
+          <w:b/>
+          <w:bCs/>
+          <w:sz w:val="36"/>
+          <w:szCs w:val="36"/>
+          <w:lang w:eastAsia="en-IN"/>
+        </w:rPr>
+      </w:pPr>
+      <w:r>
+        <w:rPr>
+          <w:rFonts w:ascii="Times New Roman" w:eastAsia="Times New Roman" w:hAnsi="Times New Roman" w:cs="Times New Roman"/>
+          <w:b/>
+          <w:bCs/>
+          <w:sz w:val="36"/>
+          <w:szCs w:val="36"/>
+          <w:lang w:eastAsia="en-IN"/>
+        </w:rPr>
+        <w:t>Future Scope</w:t>
       </w:r>
     </w:p>
     <w:p>
@@ -1523,16 +2312,40 @@
         </w:numPr>
         <w:spacing w:before="100" w:beforeAutospacing="1" w:after="100" w:afterAutospacing="1" w:line="240" w:lineRule="auto"/>
         <w:rPr>
-          <w:sz w:val="32"/>
-          <w:szCs w:val="32"/>
-        </w:rPr>
-      </w:pPr>
-      <w:r>
-        <w:rPr>
-          <w:sz w:val="32"/>
-          <w:szCs w:val="32"/>
-        </w:rPr>
-        <w:t xml:space="preserve">Fertilizer application and livestock are the largest contributors to farm emissions. </w:t>
+          <w:rFonts w:ascii="Times New Roman" w:eastAsia="Times New Roman" w:hAnsi="Times New Roman" w:cs="Times New Roman"/>
+          <w:sz w:val="32"/>
+          <w:szCs w:val="32"/>
+          <w:lang w:eastAsia="en-IN"/>
+        </w:rPr>
+      </w:pPr>
+      <w:r>
+        <w:rPr>
+          <w:rFonts w:ascii="Times New Roman" w:eastAsia="Times New Roman" w:hAnsi="Times New Roman" w:cs="Times New Roman"/>
+          <w:sz w:val="32"/>
+          <w:szCs w:val="32"/>
+          <w:lang w:eastAsia="en-IN"/>
+        </w:rPr>
+        <w:t xml:space="preserve">Integration with </w:t>
+      </w:r>
+      <w:proofErr w:type="spellStart"/>
+      <w:r>
+        <w:rPr>
+          <w:rFonts w:ascii="Times New Roman" w:eastAsia="Times New Roman" w:hAnsi="Times New Roman" w:cs="Times New Roman"/>
+          <w:sz w:val="32"/>
+          <w:szCs w:val="32"/>
+          <w:lang w:eastAsia="en-IN"/>
+        </w:rPr>
+        <w:t>IoT</w:t>
+      </w:r>
+      <w:proofErr w:type="spellEnd"/>
+      <w:r>
+        <w:rPr>
+          <w:rFonts w:ascii="Times New Roman" w:eastAsia="Times New Roman" w:hAnsi="Times New Roman" w:cs="Times New Roman"/>
+          <w:sz w:val="32"/>
+          <w:szCs w:val="32"/>
+          <w:lang w:eastAsia="en-IN"/>
+        </w:rPr>
+        <w:t xml:space="preserve"> sensors for real-time monitoring </w:t>
       </w:r>
     </w:p>
     <w:p>
@@ -1543,16 +2356,20 @@
         </w:numPr>
         <w:spacing w:before="100" w:beforeAutospacing="1" w:after="100" w:afterAutospacing="1" w:line="240" w:lineRule="auto"/>
         <w:rPr>
-          <w:sz w:val="32"/>
-          <w:szCs w:val="32"/>
-        </w:rPr>
-      </w:pPr>
-      <w:r>
-        <w:rPr>
-          <w:sz w:val="32"/>
-          <w:szCs w:val="32"/>
-        </w:rPr>
-        <w:t xml:space="preserve">Optimized fertilizer use, crop rotation, and precision irrigation significantly reduce carbon footprint. </w:t>
+          <w:rFonts w:ascii="Times New Roman" w:eastAsia="Times New Roman" w:hAnsi="Times New Roman" w:cs="Times New Roman"/>
+          <w:sz w:val="32"/>
+          <w:szCs w:val="32"/>
+          <w:lang w:eastAsia="en-IN"/>
+        </w:rPr>
+      </w:pPr>
+      <w:r>
+        <w:rPr>
+          <w:rFonts w:ascii="Times New Roman" w:eastAsia="Times New Roman" w:hAnsi="Times New Roman" w:cs="Times New Roman"/>
+          <w:sz w:val="32"/>
+          <w:szCs w:val="32"/>
+          <w:lang w:eastAsia="en-IN"/>
+        </w:rPr>
+        <w:t xml:space="preserve">Use of deep learning for more accurate predictions </w:t>
       </w:r>
     </w:p>
     <w:p>
@@ -1563,251 +2380,62 @@
         </w:numPr>
         <w:spacing w:before="100" w:beforeAutospacing="1" w:after="100" w:afterAutospacing="1" w:line="240" w:lineRule="auto"/>
         <w:rPr>
-          <w:sz w:val="32"/>
-          <w:szCs w:val="32"/>
-        </w:rPr>
-      </w:pPr>
-      <w:r>
-        <w:rPr>
-          <w:sz w:val="32"/>
-          <w:szCs w:val="32"/>
-        </w:rPr>
-        <w:t xml:space="preserve">Visualization tools help identify high-impact areas for intervention and prioritize sustainability efforts. </w:t>
-      </w:r>
-    </w:p>
-    <w:p>
-      <w:pPr>
-        <w:pStyle w:val="Heading2"/>
-        <w:rPr>
-          <w:rFonts w:asciiTheme="minorHAnsi" w:eastAsiaTheme="minorHAnsi" w:hAnsiTheme="minorHAnsi" w:cstheme="minorBidi"/>
-          <w:b w:val="0"/>
-          <w:bCs w:val="0"/>
-          <w:sz w:val="22"/>
-          <w:szCs w:val="22"/>
-          <w:lang w:eastAsia="en-US"/>
-        </w:rPr>
-      </w:pPr>
-    </w:p>
-    <w:p>
-      <w:pPr>
-        <w:pStyle w:val="Heading2"/>
-        <w:rPr>
-          <w:rFonts w:asciiTheme="minorHAnsi" w:eastAsiaTheme="minorHAnsi" w:hAnsiTheme="minorHAnsi" w:cstheme="minorBidi"/>
-          <w:b w:val="0"/>
-          <w:bCs w:val="0"/>
-          <w:sz w:val="22"/>
-          <w:szCs w:val="22"/>
-          <w:lang w:eastAsia="en-US"/>
-        </w:rPr>
-      </w:pPr>
-    </w:p>
-    <w:p>
-      <w:pPr>
-        <w:pStyle w:val="Heading2"/>
-        <w:rPr>
-          <w:rFonts w:asciiTheme="minorHAnsi" w:eastAsiaTheme="minorHAnsi" w:hAnsiTheme="minorHAnsi" w:cstheme="minorBidi"/>
-          <w:b w:val="0"/>
-          <w:bCs w:val="0"/>
-          <w:sz w:val="22"/>
-          <w:szCs w:val="22"/>
-          <w:lang w:eastAsia="en-US"/>
-        </w:rPr>
-      </w:pPr>
-    </w:p>
-    <w:p>
-      <w:pPr>
-        <w:pStyle w:val="Heading2"/>
-        <w:rPr>
-          <w:rFonts w:asciiTheme="minorHAnsi" w:eastAsiaTheme="minorHAnsi" w:hAnsiTheme="minorHAnsi" w:cstheme="minorBidi"/>
-          <w:b w:val="0"/>
-          <w:bCs w:val="0"/>
-          <w:sz w:val="22"/>
-          <w:szCs w:val="22"/>
-          <w:lang w:eastAsia="en-US"/>
-        </w:rPr>
-      </w:pPr>
-    </w:p>
-    <w:p>
-      <w:pPr>
-        <w:pStyle w:val="Heading2"/>
-        <w:rPr>
-          <w:rFonts w:asciiTheme="minorHAnsi" w:eastAsiaTheme="minorHAnsi" w:hAnsiTheme="minorHAnsi" w:cstheme="minorBidi"/>
-          <w:b w:val="0"/>
-          <w:bCs w:val="0"/>
-          <w:sz w:val="22"/>
-          <w:szCs w:val="22"/>
-          <w:lang w:eastAsia="en-US"/>
-        </w:rPr>
-      </w:pPr>
-    </w:p>
-    <w:p>
-      <w:pPr>
-        <w:pStyle w:val="Heading2"/>
-        <w:rPr>
-          <w:sz w:val="72"/>
-          <w:szCs w:val="72"/>
-        </w:rPr>
-      </w:pPr>
-      <w:r>
-        <w:rPr>
-          <w:rStyle w:val="Strong"/>
-          <w:b/>
-          <w:bCs/>
-          <w:sz w:val="72"/>
-          <w:szCs w:val="72"/>
-        </w:rPr>
-        <w:lastRenderedPageBreak/>
-        <w:t>5. Conclusion</w:t>
-      </w:r>
-    </w:p>
-    <w:p>
-      <w:pPr>
-        <w:pStyle w:val="NormalWeb"/>
-        <w:rPr>
-          <w:sz w:val="44"/>
-          <w:szCs w:val="44"/>
-        </w:rPr>
-      </w:pPr>
-      <w:r>
-        <w:rPr>
-          <w:rStyle w:val="Strong"/>
-          <w:sz w:val="44"/>
-          <w:szCs w:val="44"/>
-        </w:rPr>
-        <w:t>Summary of Findings</w:t>
-      </w:r>
-      <w:proofErr w:type="gramStart"/>
-      <w:r>
-        <w:rPr>
-          <w:rStyle w:val="Strong"/>
-          <w:sz w:val="44"/>
-          <w:szCs w:val="44"/>
-        </w:rPr>
-        <w:t>:</w:t>
-      </w:r>
-      <w:proofErr w:type="gramEnd"/>
-      <w:r>
-        <w:rPr>
-          <w:sz w:val="44"/>
-          <w:szCs w:val="44"/>
-        </w:rPr>
-        <w:br/>
-        <w:t>Python-based analysis effectively quantifies the carbon footprint of agricultural practices and identifies major emission sources. Sustainable practices such as optimized fertilizer application, precision farming, and crop rotation can reduce emissions while maintaining farm productivity.</w:t>
-      </w:r>
-    </w:p>
-    <w:p>
-      <w:pPr>
-        <w:pStyle w:val="NormalWeb"/>
-        <w:rPr>
-          <w:rStyle w:val="Strong"/>
-          <w:sz w:val="44"/>
-          <w:szCs w:val="44"/>
-        </w:rPr>
-      </w:pPr>
-    </w:p>
-    <w:p>
-      <w:pPr>
-        <w:pStyle w:val="NormalWeb"/>
-        <w:rPr>
-          <w:sz w:val="44"/>
-          <w:szCs w:val="44"/>
-        </w:rPr>
-      </w:pPr>
-      <w:r>
-        <w:rPr>
-          <w:rStyle w:val="Strong"/>
-          <w:sz w:val="44"/>
-          <w:szCs w:val="44"/>
-        </w:rPr>
-        <w:t>Future Scope:</w:t>
+          <w:rFonts w:ascii="Times New Roman" w:eastAsia="Times New Roman" w:hAnsi="Times New Roman" w:cs="Times New Roman"/>
+          <w:sz w:val="32"/>
+          <w:szCs w:val="32"/>
+          <w:lang w:eastAsia="en-IN"/>
+        </w:rPr>
+      </w:pPr>
+      <w:r>
+        <w:rPr>
+          <w:rFonts w:ascii="Times New Roman" w:eastAsia="Times New Roman" w:hAnsi="Times New Roman" w:cs="Times New Roman"/>
+          <w:sz w:val="32"/>
+          <w:szCs w:val="32"/>
+          <w:lang w:eastAsia="en-IN"/>
+        </w:rPr>
+        <w:t xml:space="preserve">Mobile app development for farmer-friendly interface </w:t>
       </w:r>
     </w:p>
     <w:p>
       <w:pPr>
         <w:numPr>
           <w:ilvl w:val="0"/>
-          <w:numId w:val="7"/>
+          <w:numId w:val="6"/>
         </w:numPr>
         <w:spacing w:before="100" w:beforeAutospacing="1" w:after="100" w:afterAutospacing="1" w:line="240" w:lineRule="auto"/>
         <w:rPr>
-          <w:sz w:val="44"/>
-          <w:szCs w:val="44"/>
-        </w:rPr>
-      </w:pPr>
-      <w:r>
-        <w:rPr>
-          <w:sz w:val="44"/>
-          <w:szCs w:val="44"/>
-        </w:rPr>
-        <w:t>Integration of IoT</w:t>
-      </w:r>
-      <w:bookmarkStart w:id="0" w:name="_GoBack"/>
-      <w:bookmarkEnd w:id="0"/>
-      <w:r>
-        <w:rPr>
-          <w:sz w:val="44"/>
-          <w:szCs w:val="44"/>
-        </w:rPr>
-        <w:t xml:space="preserve"> and sensor data for real-time monitoring of farm emissions </w:t>
-      </w:r>
-    </w:p>
-    <w:p>
-      <w:pPr>
-        <w:numPr>
-          <w:ilvl w:val="0"/>
-          <w:numId w:val="7"/>
-        </w:numPr>
-        <w:spacing w:before="100" w:beforeAutospacing="1" w:after="100" w:afterAutospacing="1" w:line="240" w:lineRule="auto"/>
-        <w:rPr>
-          <w:sz w:val="44"/>
-          <w:szCs w:val="44"/>
-        </w:rPr>
-      </w:pPr>
-      <w:r>
-        <w:rPr>
-          <w:sz w:val="44"/>
-          <w:szCs w:val="44"/>
-        </w:rPr>
-        <w:t xml:space="preserve">Use of machine learning models for predictive carbon footprint assessment </w:t>
-      </w:r>
-    </w:p>
-    <w:p>
-      <w:pPr>
-        <w:pStyle w:val="ListParagraph"/>
-        <w:numPr>
-          <w:ilvl w:val="0"/>
-          <w:numId w:val="8"/>
-        </w:numPr>
-        <w:spacing w:before="100" w:beforeAutospacing="1" w:after="100" w:afterAutospacing="1" w:line="240" w:lineRule="auto"/>
-        <w:rPr>
-          <w:sz w:val="44"/>
-          <w:szCs w:val="44"/>
-        </w:rPr>
-      </w:pPr>
-      <w:r>
-        <w:rPr>
-          <w:sz w:val="44"/>
-          <w:szCs w:val="44"/>
-        </w:rPr>
-        <w:t>Expansion of the analysis to regional and national scales to guide agricultural policy and carbon credit programs</w:t>
-      </w:r>
-      <w:r>
-        <w:rPr>
-          <w:sz w:val="44"/>
-          <w:szCs w:val="44"/>
-        </w:rPr>
-        <w:t>.</w:t>
-      </w:r>
-    </w:p>
-    <w:p/>
+          <w:rFonts w:ascii="Times New Roman" w:eastAsia="Times New Roman" w:hAnsi="Times New Roman" w:cs="Times New Roman"/>
+          <w:sz w:val="32"/>
+          <w:szCs w:val="32"/>
+          <w:lang w:eastAsia="en-IN"/>
+        </w:rPr>
+      </w:pPr>
+      <w:r>
+        <w:rPr>
+          <w:rFonts w:ascii="Times New Roman" w:eastAsia="Times New Roman" w:hAnsi="Times New Roman" w:cs="Times New Roman"/>
+          <w:sz w:val="32"/>
+          <w:szCs w:val="32"/>
+          <w:lang w:eastAsia="en-IN"/>
+        </w:rPr>
+        <w:t xml:space="preserve">Expansion to large-scale smart farming systems </w:t>
+      </w:r>
+    </w:p>
+    <w:p>
+      <w:pPr>
+        <w:rPr>
+          <w:sz w:val="32"/>
+          <w:szCs w:val="32"/>
+        </w:rPr>
+      </w:pPr>
+    </w:p>
     <w:sectPr>
       <w:pgSz w:w="11906" w:h="16838"/>
-      <w:pgMar w:top="1440" w:right="1440" w:bottom="1440" w:left="1440" w:header="708" w:footer="708" w:gutter="0"/>
+      <w:pgMar w:top="1440" w:right="1080" w:bottom="1440" w:left="1080" w:header="708" w:footer="708" w:gutter="0"/>
       <w:pgBorders w:offsetFrom="page">
-        <w:top w:val="thickThinMediumGap" w:sz="24" w:space="24" w:color="auto"/>
-        <w:left w:val="thickThinMediumGap" w:sz="24" w:space="24" w:color="auto"/>
-        <w:bottom w:val="thickThinMediumGap" w:sz="24" w:space="24" w:color="auto"/>
-        <w:right w:val="thickThinMediumGap" w:sz="24" w:space="24" w:color="auto"/>
+        <w:top w:val="thinThickSmallGap" w:sz="24" w:space="24" w:color="auto"/>
+        <w:left w:val="thinThickSmallGap" w:sz="24" w:space="24" w:color="auto"/>
+        <w:bottom w:val="thinThickSmallGap" w:sz="24" w:space="24" w:color="auto"/>
+        <w:right w:val="thinThickSmallGap" w:sz="24" w:space="24" w:color="auto"/>
       </w:pgBorders>
       <w:cols w:space="708"/>
       <w:docGrid w:linePitch="360"/>
@@ -1819,9 +2447,9 @@
 <file path=word/numbering.xml><?xml version="1.0" encoding="utf-8"?>
 <w:numbering xmlns:wpc="http://schemas.microsoft.com/office/word/2010/wordprocessingCanvas" xmlns:cx="http://schemas.microsoft.com/office/drawing/2014/chartex" xmlns:cx1="http://schemas.microsoft.com/office/drawing/2015/9/8/chartex" xmlns:mc="http://schemas.openxmlformats.org/markup-compatibility/2006" xmlns:o="urn:schemas-microsoft-com:office:office" xmlns:r="http://schemas.openxmlformats.org/officeDocument/2006/relationships" xmlns:m="http://schemas.openxmlformats.org/officeDocument/2006/math" xmlns:v="urn:schemas-microsoft-com:vml" xmlns:wp14="http://schemas.microsoft.com/office/word/2010/wordprocessingDrawing" xmlns:wp="http://schemas.openxmlformats.org/drawingml/2006/wordprocessingDrawing" xmlns:w10="urn:schemas-microsoft-com:office:word" xmlns:w="http://schemas.openxmlformats.org/wordprocessingml/2006/main" xmlns:w14="http://schemas.microsoft.com/office/word/2010/wordml" xmlns:w15="http://schemas.microsoft.com/office/word/2012/wordml" xmlns:w16se="http://schemas.microsoft.com/office/word/2015/wordml/symex" xmlns:wpg="http://schemas.microsoft.com/office/word/2010/wordprocessingGroup" xmlns:wpi="http://schemas.microsoft.com/office/word/2010/wordprocessingInk" xmlns:wne="http://schemas.microsoft.com/office/word/2006/wordml" xmlns:wps="http://schemas.microsoft.com/office/word/2010/wordprocessingShape" mc:Ignorable="w14 w15 w16se wp14">
   <w:abstractNum w:abstractNumId="0" w15:restartNumberingAfterBreak="0">
-    <w:nsid w:val="002B2B7B"/>
+    <w:nsid w:val="06714165"/>
     <w:multiLevelType w:val="multilevel"/>
-    <w:tmpl w:val="B59CC5DC"/>
+    <w:tmpl w:val="FA6CCA8E"/>
     <w:lvl w:ilvl="0">
       <w:start w:val="1"/>
       <w:numFmt w:val="bullet"/>
@@ -1838,7 +2466,7 @@
         <w:sz w:val="20"/>
       </w:rPr>
     </w:lvl>
-    <w:lvl w:ilvl="1">
+    <w:lvl w:ilvl="1" w:tentative="1">
       <w:start w:val="1"/>
       <w:numFmt w:val="bullet"/>
       <w:lvlText w:val="o"/>
@@ -1968,9 +2596,9 @@
     </w:lvl>
   </w:abstractNum>
   <w:abstractNum w:abstractNumId="1" w15:restartNumberingAfterBreak="0">
-    <w:nsid w:val="063D0503"/>
+    <w:nsid w:val="22E4452C"/>
     <w:multiLevelType w:val="multilevel"/>
-    <w:tmpl w:val="DCECC77C"/>
+    <w:tmpl w:val="F92EEF04"/>
     <w:lvl w:ilvl="0">
       <w:start w:val="1"/>
       <w:numFmt w:val="bullet"/>
@@ -2117,9 +2745,9 @@
     </w:lvl>
   </w:abstractNum>
   <w:abstractNum w:abstractNumId="2" w15:restartNumberingAfterBreak="0">
-    <w:nsid w:val="09B17AC4"/>
+    <w:nsid w:val="33A501C5"/>
     <w:multiLevelType w:val="multilevel"/>
-    <w:tmpl w:val="21DA326E"/>
+    <w:tmpl w:val="47760052"/>
     <w:lvl w:ilvl="0">
       <w:start w:val="1"/>
       <w:numFmt w:val="bullet"/>
@@ -2266,9 +2894,9 @@
     </w:lvl>
   </w:abstractNum>
   <w:abstractNum w:abstractNumId="3" w15:restartNumberingAfterBreak="0">
-    <w:nsid w:val="11C157DD"/>
+    <w:nsid w:val="45783E5D"/>
     <w:multiLevelType w:val="multilevel"/>
-    <w:tmpl w:val="ED22E064"/>
+    <w:tmpl w:val="841EF128"/>
     <w:lvl w:ilvl="0">
       <w:start w:val="1"/>
       <w:numFmt w:val="bullet"/>
@@ -2415,9 +3043,9 @@
     </w:lvl>
   </w:abstractNum>
   <w:abstractNum w:abstractNumId="4" w15:restartNumberingAfterBreak="0">
-    <w:nsid w:val="20701DED"/>
+    <w:nsid w:val="50D70507"/>
     <w:multiLevelType w:val="multilevel"/>
-    <w:tmpl w:val="A6020960"/>
+    <w:tmpl w:val="23EA2D64"/>
     <w:lvl w:ilvl="0">
       <w:start w:val="1"/>
       <w:numFmt w:val="decimal"/>
@@ -2528,271 +3156,9 @@
     </w:lvl>
   </w:abstractNum>
   <w:abstractNum w:abstractNumId="5" w15:restartNumberingAfterBreak="0">
-    <w:nsid w:val="4F0F2867"/>
+    <w:nsid w:val="5A4C559A"/>
     <w:multiLevelType w:val="multilevel"/>
-    <w:tmpl w:val="6C485F06"/>
-    <w:lvl w:ilvl="0">
-      <w:start w:val="1"/>
-      <w:numFmt w:val="bullet"/>
-      <w:lvlText w:val=""/>
-      <w:lvlJc w:val="left"/>
-      <w:pPr>
-        <w:tabs>
-          <w:tab w:val="num" w:pos="720"/>
-        </w:tabs>
-        <w:ind w:left="720" w:hanging="360"/>
-      </w:pPr>
-      <w:rPr>
-        <w:rFonts w:ascii="Symbol" w:hAnsi="Symbol" w:hint="default"/>
-        <w:sz w:val="20"/>
-      </w:rPr>
-    </w:lvl>
-    <w:lvl w:ilvl="1" w:tentative="1">
-      <w:start w:val="1"/>
-      <w:numFmt w:val="bullet"/>
-      <w:lvlText w:val="o"/>
-      <w:lvlJc w:val="left"/>
-      <w:pPr>
-        <w:tabs>
-          <w:tab w:val="num" w:pos="1440"/>
-        </w:tabs>
-        <w:ind w:left="1440" w:hanging="360"/>
-      </w:pPr>
-      <w:rPr>
-        <w:rFonts w:ascii="Courier New" w:hAnsi="Courier New" w:hint="default"/>
-        <w:sz w:val="20"/>
-      </w:rPr>
-    </w:lvl>
-    <w:lvl w:ilvl="2" w:tentative="1">
-      <w:start w:val="1"/>
-      <w:numFmt w:val="bullet"/>
-      <w:lvlText w:val=""/>
-      <w:lvlJc w:val="left"/>
-      <w:pPr>
-        <w:tabs>
-          <w:tab w:val="num" w:pos="2160"/>
-        </w:tabs>
-        <w:ind w:left="2160" w:hanging="360"/>
-      </w:pPr>
-      <w:rPr>
-        <w:rFonts w:ascii="Wingdings" w:hAnsi="Wingdings" w:hint="default"/>
-        <w:sz w:val="20"/>
-      </w:rPr>
-    </w:lvl>
-    <w:lvl w:ilvl="3" w:tentative="1">
-      <w:start w:val="1"/>
-      <w:numFmt w:val="bullet"/>
-      <w:lvlText w:val=""/>
-      <w:lvlJc w:val="left"/>
-      <w:pPr>
-        <w:tabs>
-          <w:tab w:val="num" w:pos="2880"/>
-        </w:tabs>
-        <w:ind w:left="2880" w:hanging="360"/>
-      </w:pPr>
-      <w:rPr>
-        <w:rFonts w:ascii="Wingdings" w:hAnsi="Wingdings" w:hint="default"/>
-        <w:sz w:val="20"/>
-      </w:rPr>
-    </w:lvl>
-    <w:lvl w:ilvl="4" w:tentative="1">
-      <w:start w:val="1"/>
-      <w:numFmt w:val="bullet"/>
-      <w:lvlText w:val=""/>
-      <w:lvlJc w:val="left"/>
-      <w:pPr>
-        <w:tabs>
-          <w:tab w:val="num" w:pos="3600"/>
-        </w:tabs>
-        <w:ind w:left="3600" w:hanging="360"/>
-      </w:pPr>
-      <w:rPr>
-        <w:rFonts w:ascii="Wingdings" w:hAnsi="Wingdings" w:hint="default"/>
-        <w:sz w:val="20"/>
-      </w:rPr>
-    </w:lvl>
-    <w:lvl w:ilvl="5" w:tentative="1">
-      <w:start w:val="1"/>
-      <w:numFmt w:val="bullet"/>
-      <w:lvlText w:val=""/>
-      <w:lvlJc w:val="left"/>
-      <w:pPr>
-        <w:tabs>
-          <w:tab w:val="num" w:pos="4320"/>
-        </w:tabs>
-        <w:ind w:left="4320" w:hanging="360"/>
-      </w:pPr>
-      <w:rPr>
-        <w:rFonts w:ascii="Wingdings" w:hAnsi="Wingdings" w:hint="default"/>
-        <w:sz w:val="20"/>
-      </w:rPr>
-    </w:lvl>
-    <w:lvl w:ilvl="6" w:tentative="1">
-      <w:start w:val="1"/>
-      <w:numFmt w:val="bullet"/>
-      <w:lvlText w:val=""/>
-      <w:lvlJc w:val="left"/>
-      <w:pPr>
-        <w:tabs>
-          <w:tab w:val="num" w:pos="5040"/>
-        </w:tabs>
-        <w:ind w:left="5040" w:hanging="360"/>
-      </w:pPr>
-      <w:rPr>
-        <w:rFonts w:ascii="Wingdings" w:hAnsi="Wingdings" w:hint="default"/>
-        <w:sz w:val="20"/>
-      </w:rPr>
-    </w:lvl>
-    <w:lvl w:ilvl="7" w:tentative="1">
-      <w:start w:val="1"/>
-      <w:numFmt w:val="bullet"/>
-      <w:lvlText w:val=""/>
-      <w:lvlJc w:val="left"/>
-      <w:pPr>
-        <w:tabs>
-          <w:tab w:val="num" w:pos="5760"/>
-        </w:tabs>
-        <w:ind w:left="5760" w:hanging="360"/>
-      </w:pPr>
-      <w:rPr>
-        <w:rFonts w:ascii="Wingdings" w:hAnsi="Wingdings" w:hint="default"/>
-        <w:sz w:val="20"/>
-      </w:rPr>
-    </w:lvl>
-    <w:lvl w:ilvl="8" w:tentative="1">
-      <w:start w:val="1"/>
-      <w:numFmt w:val="bullet"/>
-      <w:lvlText w:val=""/>
-      <w:lvlJc w:val="left"/>
-      <w:pPr>
-        <w:tabs>
-          <w:tab w:val="num" w:pos="6480"/>
-        </w:tabs>
-        <w:ind w:left="6480" w:hanging="360"/>
-      </w:pPr>
-      <w:rPr>
-        <w:rFonts w:ascii="Wingdings" w:hAnsi="Wingdings" w:hint="default"/>
-        <w:sz w:val="20"/>
-      </w:rPr>
-    </w:lvl>
-  </w:abstractNum>
-  <w:abstractNum w:abstractNumId="6" w15:restartNumberingAfterBreak="0">
-    <w:nsid w:val="627C7159"/>
-    <w:multiLevelType w:val="hybridMultilevel"/>
-    <w:tmpl w:val="4AF069B0"/>
-    <w:lvl w:ilvl="0" w:tplc="40090001">
-      <w:start w:val="1"/>
-      <w:numFmt w:val="bullet"/>
-      <w:lvlText w:val=""/>
-      <w:lvlJc w:val="left"/>
-      <w:pPr>
-        <w:ind w:left="1080" w:hanging="360"/>
-      </w:pPr>
-      <w:rPr>
-        <w:rFonts w:ascii="Symbol" w:hAnsi="Symbol" w:hint="default"/>
-      </w:rPr>
-    </w:lvl>
-    <w:lvl w:ilvl="1" w:tplc="40090003" w:tentative="1">
-      <w:start w:val="1"/>
-      <w:numFmt w:val="bullet"/>
-      <w:lvlText w:val="o"/>
-      <w:lvlJc w:val="left"/>
-      <w:pPr>
-        <w:ind w:left="1800" w:hanging="360"/>
-      </w:pPr>
-      <w:rPr>
-        <w:rFonts w:ascii="Courier New" w:hAnsi="Courier New" w:cs="Courier New" w:hint="default"/>
-      </w:rPr>
-    </w:lvl>
-    <w:lvl w:ilvl="2" w:tplc="40090005" w:tentative="1">
-      <w:start w:val="1"/>
-      <w:numFmt w:val="bullet"/>
-      <w:lvlText w:val=""/>
-      <w:lvlJc w:val="left"/>
-      <w:pPr>
-        <w:ind w:left="2520" w:hanging="360"/>
-      </w:pPr>
-      <w:rPr>
-        <w:rFonts w:ascii="Wingdings" w:hAnsi="Wingdings" w:hint="default"/>
-      </w:rPr>
-    </w:lvl>
-    <w:lvl w:ilvl="3" w:tplc="40090001" w:tentative="1">
-      <w:start w:val="1"/>
-      <w:numFmt w:val="bullet"/>
-      <w:lvlText w:val=""/>
-      <w:lvlJc w:val="left"/>
-      <w:pPr>
-        <w:ind w:left="3240" w:hanging="360"/>
-      </w:pPr>
-      <w:rPr>
-        <w:rFonts w:ascii="Symbol" w:hAnsi="Symbol" w:hint="default"/>
-      </w:rPr>
-    </w:lvl>
-    <w:lvl w:ilvl="4" w:tplc="40090003" w:tentative="1">
-      <w:start w:val="1"/>
-      <w:numFmt w:val="bullet"/>
-      <w:lvlText w:val="o"/>
-      <w:lvlJc w:val="left"/>
-      <w:pPr>
-        <w:ind w:left="3960" w:hanging="360"/>
-      </w:pPr>
-      <w:rPr>
-        <w:rFonts w:ascii="Courier New" w:hAnsi="Courier New" w:cs="Courier New" w:hint="default"/>
-      </w:rPr>
-    </w:lvl>
-    <w:lvl w:ilvl="5" w:tplc="40090005" w:tentative="1">
-      <w:start w:val="1"/>
-      <w:numFmt w:val="bullet"/>
-      <w:lvlText w:val=""/>
-      <w:lvlJc w:val="left"/>
-      <w:pPr>
-        <w:ind w:left="4680" w:hanging="360"/>
-      </w:pPr>
-      <w:rPr>
-        <w:rFonts w:ascii="Wingdings" w:hAnsi="Wingdings" w:hint="default"/>
-      </w:rPr>
-    </w:lvl>
-    <w:lvl w:ilvl="6" w:tplc="40090001" w:tentative="1">
-      <w:start w:val="1"/>
-      <w:numFmt w:val="bullet"/>
-      <w:lvlText w:val=""/>
-      <w:lvlJc w:val="left"/>
-      <w:pPr>
-        <w:ind w:left="5400" w:hanging="360"/>
-      </w:pPr>
-      <w:rPr>
-        <w:rFonts w:ascii="Symbol" w:hAnsi="Symbol" w:hint="default"/>
-      </w:rPr>
-    </w:lvl>
-    <w:lvl w:ilvl="7" w:tplc="40090003" w:tentative="1">
-      <w:start w:val="1"/>
-      <w:numFmt w:val="bullet"/>
-      <w:lvlText w:val="o"/>
-      <w:lvlJc w:val="left"/>
-      <w:pPr>
-        <w:ind w:left="6120" w:hanging="360"/>
-      </w:pPr>
-      <w:rPr>
-        <w:rFonts w:ascii="Courier New" w:hAnsi="Courier New" w:cs="Courier New" w:hint="default"/>
-      </w:rPr>
-    </w:lvl>
-    <w:lvl w:ilvl="8" w:tplc="40090005" w:tentative="1">
-      <w:start w:val="1"/>
-      <w:numFmt w:val="bullet"/>
-      <w:lvlText w:val=""/>
-      <w:lvlJc w:val="left"/>
-      <w:pPr>
-        <w:ind w:left="6840" w:hanging="360"/>
-      </w:pPr>
-      <w:rPr>
-        <w:rFonts w:ascii="Wingdings" w:hAnsi="Wingdings" w:hint="default"/>
-      </w:rPr>
-    </w:lvl>
-  </w:abstractNum>
-  <w:abstractNum w:abstractNumId="7" w15:restartNumberingAfterBreak="0">
-    <w:nsid w:val="64695651"/>
-    <w:multiLevelType w:val="multilevel"/>
-    <w:tmpl w:val="36C226A6"/>
+    <w:tmpl w:val="8436AADC"/>
     <w:lvl w:ilvl="0">
       <w:start w:val="1"/>
       <w:numFmt w:val="bullet"/>
@@ -2942,25 +3308,19 @@
     <w:abstractNumId w:val="4"/>
   </w:num>
   <w:num w:numId="2">
+    <w:abstractNumId w:val="5"/>
+  </w:num>
+  <w:num w:numId="3">
     <w:abstractNumId w:val="2"/>
   </w:num>
-  <w:num w:numId="3">
-    <w:abstractNumId w:val="0"/>
+  <w:num w:numId="4">
+    <w:abstractNumId w:val="3"/>
   </w:num>
-  <w:num w:numId="4">
+  <w:num w:numId="5">
     <w:abstractNumId w:val="1"/>
   </w:num>
-  <w:num w:numId="5">
-    <w:abstractNumId w:val="5"/>
-  </w:num>
   <w:num w:numId="6">
-    <w:abstractNumId w:val="7"/>
-  </w:num>
-  <w:num w:numId="7">
-    <w:abstractNumId w:val="3"/>
-  </w:num>
-  <w:num w:numId="8">
-    <w:abstractNumId w:val="6"/>
+    <w:abstractNumId w:val="0"/>
   </w:num>
 </w:numbering>
 </file>
@@ -3365,7 +3725,7 @@
     <w:link w:val="Heading1Char"/>
     <w:uiPriority w:val="9"/>
     <w:qFormat/>
-    <w:rsid w:val="00892717"/>
+    <w:rsid w:val="007E704D"/>
     <w:pPr>
       <w:spacing w:before="100" w:beforeAutospacing="1" w:after="100" w:afterAutospacing="1" w:line="240" w:lineRule="auto"/>
       <w:outlineLvl w:val="0"/>
@@ -3380,47 +3740,24 @@
       <w:lang w:eastAsia="en-IN"/>
     </w:rPr>
   </w:style>
-  <w:style w:type="paragraph" w:styleId="Heading2">
-    <w:name w:val="heading 2"/>
+  <w:style w:type="paragraph" w:styleId="Heading3">
+    <w:name w:val="heading 3"/>
     <w:basedOn w:val="Normal"/>
-    <w:link w:val="Heading2Char"/>
+    <w:link w:val="Heading3Char"/>
     <w:uiPriority w:val="9"/>
     <w:qFormat/>
-    <w:rsid w:val="00892717"/>
+    <w:rsid w:val="007E704D"/>
     <w:pPr>
       <w:spacing w:before="100" w:beforeAutospacing="1" w:after="100" w:afterAutospacing="1" w:line="240" w:lineRule="auto"/>
-      <w:outlineLvl w:val="1"/>
+      <w:outlineLvl w:val="2"/>
     </w:pPr>
     <w:rPr>
       <w:rFonts w:ascii="Times New Roman" w:eastAsia="Times New Roman" w:hAnsi="Times New Roman" w:cs="Times New Roman"/>
       <w:b/>
       <w:bCs/>
-      <w:sz w:val="36"/>
-      <w:szCs w:val="36"/>
+      <w:sz w:val="27"/>
+      <w:szCs w:val="27"/>
       <w:lang w:eastAsia="en-IN"/>
-    </w:rPr>
-  </w:style>
-  <w:style w:type="paragraph" w:styleId="Heading3">
-    <w:name w:val="heading 3"/>
-    <w:basedOn w:val="Normal"/>
-    <w:next w:val="Normal"/>
-    <w:link w:val="Heading3Char"/>
-    <w:uiPriority w:val="9"/>
-    <w:semiHidden/>
-    <w:unhideWhenUsed/>
-    <w:qFormat/>
-    <w:rsid w:val="00044FF0"/>
-    <w:pPr>
-      <w:keepNext/>
-      <w:keepLines/>
-      <w:spacing w:before="40" w:after="0"/>
-      <w:outlineLvl w:val="2"/>
-    </w:pPr>
-    <w:rPr>
-      <w:rFonts w:asciiTheme="majorHAnsi" w:eastAsiaTheme="majorEastAsia" w:hAnsiTheme="majorHAnsi" w:cstheme="majorBidi"/>
-      <w:color w:val="1F4D78" w:themeColor="accent1" w:themeShade="7F"/>
-      <w:sz w:val="24"/>
-      <w:szCs w:val="24"/>
     </w:rPr>
   </w:style>
   <w:style w:type="character" w:default="1" w:styleId="DefaultParagraphFont">
@@ -3455,7 +3792,7 @@
     <w:basedOn w:val="DefaultParagraphFont"/>
     <w:link w:val="Heading1"/>
     <w:uiPriority w:val="9"/>
-    <w:rsid w:val="00892717"/>
+    <w:rsid w:val="007E704D"/>
     <w:rPr>
       <w:rFonts w:ascii="Times New Roman" w:eastAsia="Times New Roman" w:hAnsi="Times New Roman" w:cs="Times New Roman"/>
       <w:b/>
@@ -3466,18 +3803,18 @@
       <w:lang w:eastAsia="en-IN"/>
     </w:rPr>
   </w:style>
-  <w:style w:type="character" w:customStyle="1" w:styleId="Heading2Char">
-    <w:name w:val="Heading 2 Char"/>
+  <w:style w:type="character" w:customStyle="1" w:styleId="Heading3Char">
+    <w:name w:val="Heading 3 Char"/>
     <w:basedOn w:val="DefaultParagraphFont"/>
-    <w:link w:val="Heading2"/>
+    <w:link w:val="Heading3"/>
     <w:uiPriority w:val="9"/>
-    <w:rsid w:val="00892717"/>
+    <w:rsid w:val="007E704D"/>
     <w:rPr>
       <w:rFonts w:ascii="Times New Roman" w:eastAsia="Times New Roman" w:hAnsi="Times New Roman" w:cs="Times New Roman"/>
       <w:b/>
       <w:bCs/>
-      <w:sz w:val="36"/>
-      <w:szCs w:val="36"/>
+      <w:sz w:val="27"/>
+      <w:szCs w:val="27"/>
       <w:lang w:eastAsia="en-IN"/>
     </w:rPr>
   </w:style>
@@ -3486,7 +3823,7 @@
     <w:basedOn w:val="DefaultParagraphFont"/>
     <w:uiPriority w:val="22"/>
     <w:qFormat/>
-    <w:rsid w:val="00892717"/>
+    <w:rsid w:val="007E704D"/>
     <w:rPr>
       <w:b/>
       <w:bCs/>
@@ -3496,8 +3833,9 @@
     <w:name w:val="Normal (Web)"/>
     <w:basedOn w:val="Normal"/>
     <w:uiPriority w:val="99"/>
+    <w:semiHidden/>
     <w:unhideWhenUsed/>
-    <w:rsid w:val="00892717"/>
+    <w:rsid w:val="007E704D"/>
     <w:pPr>
       <w:spacing w:before="100" w:beforeAutospacing="1" w:after="100" w:afterAutospacing="1" w:line="240" w:lineRule="auto"/>
     </w:pPr>
@@ -3506,77 +3844,6 @@
       <w:sz w:val="24"/>
       <w:szCs w:val="24"/>
       <w:lang w:eastAsia="en-IN"/>
-    </w:rPr>
-  </w:style>
-  <w:style w:type="character" w:styleId="Emphasis">
-    <w:name w:val="Emphasis"/>
-    <w:basedOn w:val="DefaultParagraphFont"/>
-    <w:uiPriority w:val="20"/>
-    <w:qFormat/>
-    <w:rsid w:val="00892717"/>
-    <w:rPr>
-      <w:i/>
-      <w:iCs/>
-    </w:rPr>
-  </w:style>
-  <w:style w:type="character" w:customStyle="1" w:styleId="katex-mathml">
-    <w:name w:val="katex-mathml"/>
-    <w:basedOn w:val="DefaultParagraphFont"/>
-    <w:rsid w:val="00892717"/>
-  </w:style>
-  <w:style w:type="character" w:customStyle="1" w:styleId="mord">
-    <w:name w:val="mord"/>
-    <w:basedOn w:val="DefaultParagraphFont"/>
-    <w:rsid w:val="00892717"/>
-  </w:style>
-  <w:style w:type="character" w:customStyle="1" w:styleId="mrel">
-    <w:name w:val="mrel"/>
-    <w:basedOn w:val="DefaultParagraphFont"/>
-    <w:rsid w:val="00892717"/>
-  </w:style>
-  <w:style w:type="character" w:customStyle="1" w:styleId="mop">
-    <w:name w:val="mop"/>
-    <w:basedOn w:val="DefaultParagraphFont"/>
-    <w:rsid w:val="00892717"/>
-  </w:style>
-  <w:style w:type="character" w:customStyle="1" w:styleId="mopen">
-    <w:name w:val="mopen"/>
-    <w:basedOn w:val="DefaultParagraphFont"/>
-    <w:rsid w:val="00892717"/>
-  </w:style>
-  <w:style w:type="character" w:customStyle="1" w:styleId="mbin">
-    <w:name w:val="mbin"/>
-    <w:basedOn w:val="DefaultParagraphFont"/>
-    <w:rsid w:val="00892717"/>
-  </w:style>
-  <w:style w:type="character" w:customStyle="1" w:styleId="mclose">
-    <w:name w:val="mclose"/>
-    <w:basedOn w:val="DefaultParagraphFont"/>
-    <w:rsid w:val="00892717"/>
-  </w:style>
-  <w:style w:type="paragraph" w:styleId="ListParagraph">
-    <w:name w:val="List Paragraph"/>
-    <w:basedOn w:val="Normal"/>
-    <w:uiPriority w:val="34"/>
-    <w:qFormat/>
-    <w:rsid w:val="00044FF0"/>
-    <w:pPr>
-      <w:ind w:left="720"/>
-      <w:contextualSpacing/>
-    </w:pPr>
-  </w:style>
-  <w:style w:type="character" w:customStyle="1" w:styleId="Heading3Char">
-    <w:name w:val="Heading 3 Char"/>
-    <w:basedOn w:val="DefaultParagraphFont"/>
-    <w:link w:val="Heading3"/>
-    <w:uiPriority w:val="9"/>
-    <w:semiHidden/>
-    <w:rsid w:val="00044FF0"/>
-    <w:rPr>
-      <w:rFonts w:asciiTheme="majorHAnsi" w:eastAsiaTheme="majorEastAsia" w:hAnsiTheme="majorHAnsi" w:cstheme="majorBidi"/>
-      <w:color w:val="1F4D78" w:themeColor="accent1" w:themeShade="7F"/>
-      <w:sz w:val="24"/>
-      <w:szCs w:val="24"/>
     </w:rPr>
   </w:style>
 </w:styles>
@@ -3848,7 +4115,7 @@
 </file>
 
 <file path=customXml/itemProps1.xml><?xml version="1.0" encoding="utf-8"?>
-<ds:datastoreItem xmlns:ds="http://schemas.openxmlformats.org/officeDocument/2006/customXml" ds:itemID="{27DAFF61-9DD8-4976-8947-2BF9FDF79B48}">
+<ds:datastoreItem xmlns:ds="http://schemas.openxmlformats.org/officeDocument/2006/customXml" ds:itemID="{0EA1EE20-9B2A-4E91-92BB-2330D7C5798C}">
   <ds:schemaRefs>
     <ds:schemaRef ds:uri="http://schemas.openxmlformats.org/officeDocument/2006/bibliography"/>
   </ds:schemaRefs>
